--- a/articles/OnWar2.docx
+++ b/articles/OnWar2.docx
@@ -1648,1157 +1648,2972 @@
       <w:r>
         <w:t>nơi</w:t>
       </w:r>
+      <w:proofErr w:type="spellEnd"/>
+      <w:r>
+        <w:t xml:space="preserve"> </w:t>
+      </w:r>
+      <w:proofErr w:type="spellStart"/>
+      <w:r>
+        <w:t>khóe</w:t>
+      </w:r>
+      <w:proofErr w:type="spellEnd"/>
+      <w:r>
+        <w:t xml:space="preserve"> </w:t>
+      </w:r>
+      <w:proofErr w:type="spellStart"/>
+      <w:r>
+        <w:t>mắt</w:t>
+      </w:r>
+      <w:proofErr w:type="spellEnd"/>
+      <w:r>
+        <w:t xml:space="preserve">, </w:t>
+      </w:r>
+      <w:proofErr w:type="spellStart"/>
+      <w:r>
+        <w:t>vì</w:t>
+      </w:r>
+      <w:proofErr w:type="spellEnd"/>
+      <w:r>
+        <w:t xml:space="preserve"> </w:t>
+      </w:r>
+      <w:proofErr w:type="spellStart"/>
+      <w:r>
+        <w:t>căn</w:t>
+      </w:r>
+      <w:proofErr w:type="spellEnd"/>
+      <w:r>
+        <w:t xml:space="preserve"> </w:t>
+      </w:r>
+      <w:proofErr w:type="spellStart"/>
+      <w:r>
+        <w:t>bản</w:t>
+      </w:r>
+      <w:proofErr w:type="spellEnd"/>
+      <w:r>
+        <w:t xml:space="preserve"> </w:t>
+      </w:r>
+      <w:proofErr w:type="spellStart"/>
+      <w:r>
+        <w:t>là</w:t>
+      </w:r>
+      <w:proofErr w:type="spellEnd"/>
+      <w:r>
+        <w:t xml:space="preserve"> </w:t>
+      </w:r>
+      <w:proofErr w:type="spellStart"/>
+      <w:r>
+        <w:t>những</w:t>
+      </w:r>
+      <w:proofErr w:type="spellEnd"/>
+      <w:r>
+        <w:t xml:space="preserve"> </w:t>
+      </w:r>
+      <w:proofErr w:type="spellStart"/>
+      <w:r>
+        <w:t>kẻ</w:t>
+      </w:r>
+      <w:proofErr w:type="spellEnd"/>
+      <w:r>
+        <w:t xml:space="preserve"> </w:t>
+      </w:r>
+      <w:proofErr w:type="spellStart"/>
+      <w:r>
+        <w:t>tu</w:t>
+      </w:r>
+      <w:proofErr w:type="spellEnd"/>
+      <w:r>
+        <w:t xml:space="preserve"> </w:t>
+      </w:r>
+      <w:proofErr w:type="spellStart"/>
+      <w:r>
+        <w:t>hành</w:t>
+      </w:r>
+      <w:proofErr w:type="spellEnd"/>
+      <w:r>
+        <w:t xml:space="preserve">, </w:t>
+      </w:r>
+      <w:proofErr w:type="spellStart"/>
+      <w:r>
+        <w:t>chỉ</w:t>
+      </w:r>
+      <w:proofErr w:type="spellEnd"/>
+      <w:r>
+        <w:t xml:space="preserve"> </w:t>
+      </w:r>
+      <w:proofErr w:type="spellStart"/>
+      <w:r>
+        <w:t>vì</w:t>
+      </w:r>
+      <w:proofErr w:type="spellEnd"/>
+      <w:r>
+        <w:t xml:space="preserve"> </w:t>
+      </w:r>
+      <w:proofErr w:type="spellStart"/>
+      <w:r>
+        <w:t>sinh</w:t>
+      </w:r>
+      <w:proofErr w:type="spellEnd"/>
+      <w:r>
+        <w:t xml:space="preserve"> </w:t>
+      </w:r>
+      <w:proofErr w:type="spellStart"/>
+      <w:r>
+        <w:t>mệnh</w:t>
+      </w:r>
+      <w:proofErr w:type="spellEnd"/>
+      <w:r>
+        <w:t xml:space="preserve"> </w:t>
+      </w:r>
+      <w:proofErr w:type="spellStart"/>
+      <w:r>
+        <w:t>bị</w:t>
+      </w:r>
+      <w:proofErr w:type="spellEnd"/>
+      <w:r>
+        <w:t xml:space="preserve"> </w:t>
+      </w:r>
+      <w:proofErr w:type="spellStart"/>
+      <w:r>
+        <w:t>giam</w:t>
+      </w:r>
+      <w:proofErr w:type="spellEnd"/>
+      <w:r>
+        <w:t xml:space="preserve"> </w:t>
+      </w:r>
+      <w:proofErr w:type="spellStart"/>
+      <w:r>
+        <w:t>cầm</w:t>
+      </w:r>
+      <w:proofErr w:type="spellEnd"/>
+      <w:r>
+        <w:t xml:space="preserve"> </w:t>
+      </w:r>
+      <w:proofErr w:type="spellStart"/>
+      <w:r>
+        <w:t>nơi</w:t>
+      </w:r>
+      <w:proofErr w:type="spellEnd"/>
+      <w:r>
+        <w:t xml:space="preserve"> </w:t>
+      </w:r>
+      <w:proofErr w:type="spellStart"/>
+      <w:r>
+        <w:t>thể</w:t>
+      </w:r>
+      <w:proofErr w:type="spellEnd"/>
+      <w:r>
+        <w:t xml:space="preserve"> </w:t>
+      </w:r>
+      <w:proofErr w:type="spellStart"/>
+      <w:r>
+        <w:t>xác</w:t>
+      </w:r>
+      <w:proofErr w:type="spellEnd"/>
+      <w:r>
+        <w:t xml:space="preserve"> </w:t>
+      </w:r>
+      <w:proofErr w:type="spellStart"/>
+      <w:r>
+        <w:t>mà</w:t>
+      </w:r>
+      <w:proofErr w:type="spellEnd"/>
+      <w:r>
+        <w:t xml:space="preserve"> </w:t>
+      </w:r>
+      <w:proofErr w:type="spellStart"/>
+      <w:r>
+        <w:t>không</w:t>
+      </w:r>
+      <w:proofErr w:type="spellEnd"/>
+      <w:r>
+        <w:t xml:space="preserve"> </w:t>
+      </w:r>
+      <w:proofErr w:type="spellStart"/>
+      <w:r>
+        <w:t>đồng</w:t>
+      </w:r>
+      <w:proofErr w:type="spellEnd"/>
+      <w:r>
+        <w:t xml:space="preserve"> </w:t>
+      </w:r>
+      <w:proofErr w:type="spellStart"/>
+      <w:r>
+        <w:t>đạo</w:t>
+      </w:r>
+      <w:proofErr w:type="spellEnd"/>
+      <w:r>
+        <w:t xml:space="preserve"> </w:t>
+      </w:r>
+      <w:proofErr w:type="spellStart"/>
+      <w:r>
+        <w:t>niệm</w:t>
+      </w:r>
+      <w:proofErr w:type="spellEnd"/>
+      <w:r>
+        <w:t xml:space="preserve"> ý </w:t>
+      </w:r>
+      <w:proofErr w:type="spellStart"/>
+      <w:r>
+        <w:t>từ</w:t>
+      </w:r>
+      <w:proofErr w:type="spellEnd"/>
+      <w:r>
+        <w:t xml:space="preserve"> bi</w:t>
+      </w:r>
+      <w:r>
+        <w:t xml:space="preserve"> </w:t>
+      </w:r>
+      <w:proofErr w:type="spellStart"/>
+      <w:r>
+        <w:t>nên</w:t>
+      </w:r>
+      <w:proofErr w:type="spellEnd"/>
+      <w:r>
+        <w:t xml:space="preserve"> </w:t>
+      </w:r>
+      <w:proofErr w:type="spellStart"/>
+      <w:r>
+        <w:t>đành</w:t>
+      </w:r>
+      <w:proofErr w:type="spellEnd"/>
+      <w:r>
+        <w:t xml:space="preserve"> </w:t>
+      </w:r>
+      <w:proofErr w:type="spellStart"/>
+      <w:r>
+        <w:t>phải</w:t>
+      </w:r>
+      <w:proofErr w:type="spellEnd"/>
+      <w:r>
+        <w:t xml:space="preserve"> </w:t>
+      </w:r>
+      <w:proofErr w:type="spellStart"/>
+      <w:r>
+        <w:t>nhờ</w:t>
+      </w:r>
+      <w:proofErr w:type="spellEnd"/>
+      <w:r>
+        <w:t xml:space="preserve"> </w:t>
+      </w:r>
+      <w:proofErr w:type="spellStart"/>
+      <w:r>
+        <w:t>ngọn</w:t>
+      </w:r>
+      <w:proofErr w:type="spellEnd"/>
+      <w:r>
+        <w:t xml:space="preserve"> </w:t>
+      </w:r>
+      <w:proofErr w:type="spellStart"/>
+      <w:r>
+        <w:t>lửa</w:t>
+      </w:r>
+      <w:proofErr w:type="spellEnd"/>
+      <w:r>
+        <w:t xml:space="preserve"> </w:t>
+      </w:r>
+      <w:proofErr w:type="spellStart"/>
+      <w:r>
+        <w:t>chiến</w:t>
+      </w:r>
+      <w:proofErr w:type="spellEnd"/>
+      <w:r>
+        <w:t xml:space="preserve"> </w:t>
+      </w:r>
+      <w:proofErr w:type="spellStart"/>
+      <w:r>
+        <w:t>tranh</w:t>
+      </w:r>
+      <w:proofErr w:type="spellEnd"/>
+      <w:r>
+        <w:t xml:space="preserve"> </w:t>
+      </w:r>
+      <w:proofErr w:type="spellStart"/>
+      <w:r>
+        <w:t>thiêu</w:t>
+      </w:r>
+      <w:proofErr w:type="spellEnd"/>
+      <w:r>
+        <w:t xml:space="preserve"> </w:t>
+      </w:r>
+      <w:proofErr w:type="spellStart"/>
+      <w:r>
+        <w:t>rụi</w:t>
+      </w:r>
+      <w:proofErr w:type="spellEnd"/>
+      <w:r>
+        <w:t xml:space="preserve"> </w:t>
+      </w:r>
+      <w:proofErr w:type="spellStart"/>
+      <w:r>
+        <w:t>chấp</w:t>
+      </w:r>
+      <w:proofErr w:type="spellEnd"/>
+      <w:r>
+        <w:t xml:space="preserve"> </w:t>
+      </w:r>
+      <w:proofErr w:type="spellStart"/>
+      <w:r>
+        <w:t>niệm</w:t>
+      </w:r>
+      <w:proofErr w:type="spellEnd"/>
+      <w:r>
+        <w:t xml:space="preserve"> </w:t>
+      </w:r>
+      <w:proofErr w:type="spellStart"/>
+      <w:r>
+        <w:t>thổi</w:t>
+      </w:r>
+      <w:proofErr w:type="spellEnd"/>
+      <w:r>
+        <w:t xml:space="preserve"> </w:t>
+      </w:r>
+      <w:proofErr w:type="spellStart"/>
+      <w:r>
+        <w:t>bùng</w:t>
+      </w:r>
+      <w:proofErr w:type="spellEnd"/>
+      <w:r>
+        <w:t xml:space="preserve"> </w:t>
+      </w:r>
+      <w:proofErr w:type="spellStart"/>
+      <w:r>
+        <w:t>ngọn</w:t>
+      </w:r>
+      <w:proofErr w:type="spellEnd"/>
+      <w:r>
+        <w:t xml:space="preserve"> </w:t>
+      </w:r>
+      <w:proofErr w:type="spellStart"/>
+      <w:r>
+        <w:t>lửa</w:t>
+      </w:r>
+      <w:proofErr w:type="spellEnd"/>
+      <w:r>
+        <w:t xml:space="preserve"> </w:t>
+      </w:r>
+      <w:proofErr w:type="spellStart"/>
+      <w:r>
+        <w:t>sinh</w:t>
+      </w:r>
+      <w:proofErr w:type="spellEnd"/>
+      <w:r>
+        <w:t xml:space="preserve"> </w:t>
+      </w:r>
+      <w:proofErr w:type="spellStart"/>
+      <w:r>
+        <w:t>mệnh</w:t>
+      </w:r>
+      <w:proofErr w:type="spellEnd"/>
+      <w:r>
+        <w:t xml:space="preserve"> </w:t>
+      </w:r>
+      <w:proofErr w:type="spellStart"/>
+      <w:r>
+        <w:t>vĩnh</w:t>
+      </w:r>
+      <w:proofErr w:type="spellEnd"/>
+      <w:r>
+        <w:t xml:space="preserve"> </w:t>
+      </w:r>
+      <w:proofErr w:type="spellStart"/>
+      <w:r>
+        <w:t>hằng</w:t>
+      </w:r>
+      <w:proofErr w:type="spellEnd"/>
+      <w:r>
+        <w:t xml:space="preserve">, </w:t>
+      </w:r>
+      <w:proofErr w:type="spellStart"/>
+      <w:r>
+        <w:t>không</w:t>
+      </w:r>
+      <w:proofErr w:type="spellEnd"/>
+      <w:r>
+        <w:t xml:space="preserve"> </w:t>
+      </w:r>
+      <w:proofErr w:type="spellStart"/>
+      <w:r>
+        <w:t>khác</w:t>
+      </w:r>
+      <w:proofErr w:type="spellEnd"/>
+      <w:r>
+        <w:t xml:space="preserve"> </w:t>
+      </w:r>
+      <w:proofErr w:type="spellStart"/>
+      <w:r>
+        <w:t>bao</w:t>
+      </w:r>
+      <w:proofErr w:type="spellEnd"/>
+      <w:r>
+        <w:t xml:space="preserve"> </w:t>
+      </w:r>
+      <w:proofErr w:type="spellStart"/>
+      <w:r>
+        <w:t>nhiêu</w:t>
+      </w:r>
+      <w:proofErr w:type="spellEnd"/>
+      <w:r>
+        <w:t xml:space="preserve"> </w:t>
+      </w:r>
+      <w:proofErr w:type="spellStart"/>
+      <w:r>
+        <w:t>bọn</w:t>
+      </w:r>
+      <w:proofErr w:type="spellEnd"/>
+      <w:r>
+        <w:t xml:space="preserve"> </w:t>
+      </w:r>
+      <w:proofErr w:type="spellStart"/>
+      <w:r>
+        <w:t>võ</w:t>
+      </w:r>
+      <w:proofErr w:type="spellEnd"/>
+      <w:r>
+        <w:t xml:space="preserve"> </w:t>
+      </w:r>
+      <w:proofErr w:type="spellStart"/>
+      <w:r>
+        <w:t>sĩ</w:t>
+      </w:r>
+      <w:proofErr w:type="spellEnd"/>
+      <w:r>
+        <w:t xml:space="preserve"> </w:t>
+      </w:r>
+      <w:proofErr w:type="spellStart"/>
+      <w:r>
+        <w:t>thổi</w:t>
+      </w:r>
+      <w:proofErr w:type="spellEnd"/>
+      <w:r>
+        <w:t xml:space="preserve"> </w:t>
+      </w:r>
+      <w:proofErr w:type="spellStart"/>
+      <w:r>
+        <w:t>máu</w:t>
+      </w:r>
+      <w:proofErr w:type="spellEnd"/>
+      <w:r>
+        <w:t xml:space="preserve"> </w:t>
+      </w:r>
+      <w:proofErr w:type="spellStart"/>
+      <w:r>
+        <w:t>trên</w:t>
+      </w:r>
+      <w:proofErr w:type="spellEnd"/>
+      <w:r>
+        <w:t xml:space="preserve"> </w:t>
+      </w:r>
+      <w:proofErr w:type="spellStart"/>
+      <w:r>
+        <w:t>lưỡi</w:t>
+      </w:r>
+      <w:proofErr w:type="spellEnd"/>
+      <w:r>
+        <w:t xml:space="preserve"> </w:t>
+      </w:r>
+      <w:proofErr w:type="spellStart"/>
+      <w:r>
+        <w:t>kiếm</w:t>
+      </w:r>
+      <w:proofErr w:type="spellEnd"/>
+      <w:r>
+        <w:t xml:space="preserve">, </w:t>
+      </w:r>
+      <w:proofErr w:type="spellStart"/>
+      <w:r>
+        <w:t>vỡ</w:t>
+      </w:r>
+      <w:proofErr w:type="spellEnd"/>
+      <w:r>
+        <w:t xml:space="preserve"> tan </w:t>
+      </w:r>
+      <w:proofErr w:type="spellStart"/>
+      <w:r>
+        <w:t>thành</w:t>
+      </w:r>
+      <w:proofErr w:type="spellEnd"/>
+      <w:r>
+        <w:t xml:space="preserve"> </w:t>
+      </w:r>
+      <w:proofErr w:type="spellStart"/>
+      <w:r>
+        <w:t>muôn</w:t>
+      </w:r>
+      <w:proofErr w:type="spellEnd"/>
+      <w:r>
+        <w:t xml:space="preserve"> </w:t>
+      </w:r>
+      <w:proofErr w:type="spellStart"/>
+      <w:r>
+        <w:t>mảnh</w:t>
+      </w:r>
+      <w:proofErr w:type="spellEnd"/>
+      <w:r>
+        <w:t xml:space="preserve"> </w:t>
+      </w:r>
+      <w:proofErr w:type="spellStart"/>
+      <w:r>
+        <w:t>huyết</w:t>
+      </w:r>
+      <w:proofErr w:type="spellEnd"/>
+      <w:r>
+        <w:t xml:space="preserve"> </w:t>
+      </w:r>
+      <w:proofErr w:type="spellStart"/>
+      <w:r>
+        <w:t>hoa</w:t>
+      </w:r>
+      <w:proofErr w:type="spellEnd"/>
+      <w:r>
+        <w:t xml:space="preserve">, </w:t>
+      </w:r>
+      <w:proofErr w:type="spellStart"/>
+      <w:r>
+        <w:t>tích</w:t>
+      </w:r>
+      <w:proofErr w:type="spellEnd"/>
+      <w:r>
+        <w:t xml:space="preserve"> </w:t>
+      </w:r>
+      <w:proofErr w:type="spellStart"/>
+      <w:r>
+        <w:t>tắc</w:t>
+      </w:r>
+      <w:proofErr w:type="spellEnd"/>
+      <w:r>
+        <w:t xml:space="preserve"> </w:t>
+      </w:r>
+      <w:proofErr w:type="spellStart"/>
+      <w:r>
+        <w:t>trong</w:t>
+      </w:r>
+      <w:proofErr w:type="spellEnd"/>
+      <w:r>
+        <w:t xml:space="preserve"> </w:t>
+      </w:r>
+      <w:proofErr w:type="spellStart"/>
+      <w:r>
+        <w:t>sát</w:t>
+      </w:r>
+      <w:proofErr w:type="spellEnd"/>
+      <w:r>
+        <w:t xml:space="preserve"> </w:t>
+      </w:r>
+      <w:proofErr w:type="spellStart"/>
+      <w:r>
+        <w:t>na</w:t>
+      </w:r>
+      <w:proofErr w:type="spellEnd"/>
+      <w:r>
+        <w:t xml:space="preserve"> </w:t>
+      </w:r>
+      <w:proofErr w:type="spellStart"/>
+      <w:r>
+        <w:t>rực</w:t>
+      </w:r>
+      <w:proofErr w:type="spellEnd"/>
+      <w:r>
+        <w:t xml:space="preserve"> </w:t>
+      </w:r>
+      <w:proofErr w:type="spellStart"/>
+      <w:r>
+        <w:t>rỡ</w:t>
+      </w:r>
+      <w:proofErr w:type="spellEnd"/>
+      <w:r>
+        <w:t xml:space="preserve"> </w:t>
+      </w:r>
+      <w:proofErr w:type="spellStart"/>
+      <w:r>
+        <w:t>ấy</w:t>
+      </w:r>
+      <w:proofErr w:type="spellEnd"/>
+      <w:r>
+        <w:t xml:space="preserve"> </w:t>
+      </w:r>
+      <w:proofErr w:type="spellStart"/>
+      <w:r>
+        <w:t>cũng</w:t>
+      </w:r>
+      <w:proofErr w:type="spellEnd"/>
+      <w:r>
+        <w:t xml:space="preserve"> </w:t>
+      </w:r>
+      <w:proofErr w:type="spellStart"/>
+      <w:r>
+        <w:t>là</w:t>
+      </w:r>
+      <w:proofErr w:type="spellEnd"/>
+      <w:r>
+        <w:t xml:space="preserve"> </w:t>
+      </w:r>
+      <w:proofErr w:type="spellStart"/>
+      <w:r>
+        <w:t>vĩnh</w:t>
+      </w:r>
+      <w:proofErr w:type="spellEnd"/>
+      <w:r>
+        <w:t xml:space="preserve"> </w:t>
+      </w:r>
+      <w:proofErr w:type="spellStart"/>
+      <w:r>
+        <w:t>hằng</w:t>
+      </w:r>
+      <w:proofErr w:type="spellEnd"/>
+      <w:r>
+        <w:t xml:space="preserve"> </w:t>
+      </w:r>
+      <w:proofErr w:type="spellStart"/>
+      <w:r>
+        <w:t>của</w:t>
+      </w:r>
+      <w:proofErr w:type="spellEnd"/>
+      <w:r>
+        <w:t xml:space="preserve"> </w:t>
+      </w:r>
+      <w:proofErr w:type="spellStart"/>
+      <w:r>
+        <w:t>sinh</w:t>
+      </w:r>
+      <w:proofErr w:type="spellEnd"/>
+      <w:r>
+        <w:t xml:space="preserve"> </w:t>
+      </w:r>
+      <w:proofErr w:type="spellStart"/>
+      <w:r>
+        <w:t>mệnh</w:t>
+      </w:r>
+      <w:proofErr w:type="spellEnd"/>
+      <w:r>
+        <w:t xml:space="preserve">, </w:t>
+      </w:r>
+      <w:proofErr w:type="spellStart"/>
+      <w:r>
+        <w:t>tựa</w:t>
+      </w:r>
+      <w:proofErr w:type="spellEnd"/>
+      <w:r>
+        <w:t xml:space="preserve"> </w:t>
+      </w:r>
+      <w:proofErr w:type="spellStart"/>
+      <w:r>
+        <w:t>hồ</w:t>
+      </w:r>
+      <w:proofErr w:type="spellEnd"/>
+      <w:r>
+        <w:t xml:space="preserve"> </w:t>
+      </w:r>
+      <w:proofErr w:type="spellStart"/>
+      <w:r>
+        <w:t>như</w:t>
+      </w:r>
+      <w:proofErr w:type="spellEnd"/>
+      <w:r>
+        <w:t xml:space="preserve"> </w:t>
+      </w:r>
+      <w:r>
+        <w:t>Stephen Hawking</w:t>
+      </w:r>
+      <w:r>
+        <w:t xml:space="preserve"> </w:t>
+      </w:r>
+      <w:proofErr w:type="spellStart"/>
+      <w:r>
+        <w:t>đang</w:t>
+      </w:r>
+      <w:proofErr w:type="spellEnd"/>
+      <w:r>
+        <w:t xml:space="preserve"> </w:t>
+      </w:r>
+      <w:proofErr w:type="spellStart"/>
+      <w:r>
+        <w:t>nháy</w:t>
+      </w:r>
+      <w:proofErr w:type="spellEnd"/>
+      <w:r>
+        <w:t xml:space="preserve"> </w:t>
+      </w:r>
+      <w:proofErr w:type="spellStart"/>
+      <w:r>
+        <w:t>mắt</w:t>
+      </w:r>
+      <w:proofErr w:type="spellEnd"/>
+      <w:r>
+        <w:t xml:space="preserve"> </w:t>
+      </w:r>
+      <w:proofErr w:type="spellStart"/>
+      <w:r>
+        <w:t>với</w:t>
+      </w:r>
+      <w:proofErr w:type="spellEnd"/>
+      <w:r>
+        <w:t xml:space="preserve"> </w:t>
+      </w:r>
+      <w:proofErr w:type="spellStart"/>
+      <w:r>
+        <w:t>nhân</w:t>
+      </w:r>
+      <w:proofErr w:type="spellEnd"/>
+      <w:r>
+        <w:t xml:space="preserve"> </w:t>
+      </w:r>
+      <w:proofErr w:type="spellStart"/>
+      <w:r>
+        <w:t>gian</w:t>
+      </w:r>
+      <w:proofErr w:type="spellEnd"/>
+      <w:r>
+        <w:t xml:space="preserve"> </w:t>
+      </w:r>
+      <w:proofErr w:type="spellStart"/>
+      <w:r>
+        <w:t>trong</w:t>
+      </w:r>
+      <w:proofErr w:type="spellEnd"/>
+      <w:r>
+        <w:t xml:space="preserve"> </w:t>
+      </w:r>
+      <w:proofErr w:type="spellStart"/>
+      <w:r>
+        <w:t>cõi</w:t>
+      </w:r>
+      <w:proofErr w:type="spellEnd"/>
+      <w:r>
+        <w:t xml:space="preserve"> </w:t>
+      </w:r>
+      <w:proofErr w:type="spellStart"/>
+      <w:r>
+        <w:t>thần</w:t>
+      </w:r>
+      <w:proofErr w:type="spellEnd"/>
+      <w:r>
+        <w:t xml:space="preserve"> </w:t>
+      </w:r>
+      <w:proofErr w:type="spellStart"/>
+      <w:r>
+        <w:t>tiên</w:t>
+      </w:r>
+      <w:proofErr w:type="spellEnd"/>
+      <w:r>
+        <w:t xml:space="preserve"> hay </w:t>
+      </w:r>
+      <w:proofErr w:type="spellStart"/>
+      <w:r>
+        <w:t>cõi</w:t>
+      </w:r>
+      <w:proofErr w:type="spellEnd"/>
+      <w:r>
+        <w:t xml:space="preserve"> </w:t>
+      </w:r>
+      <w:proofErr w:type="spellStart"/>
+      <w:r>
+        <w:t>mộng</w:t>
+      </w:r>
+      <w:proofErr w:type="spellEnd"/>
+      <w:r>
+        <w:t xml:space="preserve"> </w:t>
+      </w:r>
+      <w:proofErr w:type="spellStart"/>
+      <w:r>
+        <w:t>mỹ</w:t>
+      </w:r>
+      <w:proofErr w:type="spellEnd"/>
+      <w:r>
+        <w:t xml:space="preserve"> </w:t>
+      </w:r>
+      <w:proofErr w:type="spellStart"/>
+      <w:r>
+        <w:t>lệ</w:t>
+      </w:r>
+      <w:proofErr w:type="spellEnd"/>
+      <w:r>
+        <w:t xml:space="preserve"> </w:t>
+      </w:r>
+      <w:proofErr w:type="spellStart"/>
+      <w:r>
+        <w:t>ấy</w:t>
+      </w:r>
+      <w:proofErr w:type="spellEnd"/>
+      <w:r>
+        <w:t xml:space="preserve">. </w:t>
+      </w:r>
+      <w:proofErr w:type="spellStart"/>
+      <w:r>
+        <w:t>Giả</w:t>
+      </w:r>
+      <w:proofErr w:type="spellEnd"/>
+      <w:r>
+        <w:t xml:space="preserve"> </w:t>
+      </w:r>
+      <w:proofErr w:type="spellStart"/>
+      <w:r>
+        <w:t>sử</w:t>
+      </w:r>
+      <w:proofErr w:type="spellEnd"/>
+      <w:r>
+        <w:t xml:space="preserve"> </w:t>
+      </w:r>
+      <w:proofErr w:type="spellStart"/>
+      <w:r>
+        <w:t>có</w:t>
+      </w:r>
+      <w:proofErr w:type="spellEnd"/>
+      <w:r>
+        <w:t xml:space="preserve"> </w:t>
+      </w:r>
+      <w:proofErr w:type="spellStart"/>
+      <w:r>
+        <w:t>tồn</w:t>
+      </w:r>
+      <w:proofErr w:type="spellEnd"/>
+      <w:r>
+        <w:t xml:space="preserve"> </w:t>
+      </w:r>
+      <w:proofErr w:type="spellStart"/>
+      <w:r>
+        <w:t>tại</w:t>
+      </w:r>
+      <w:proofErr w:type="spellEnd"/>
+      <w:r>
+        <w:t xml:space="preserve"> </w:t>
+      </w:r>
+      <w:proofErr w:type="spellStart"/>
+      <w:r>
+        <w:t>ngay</w:t>
+      </w:r>
+      <w:proofErr w:type="spellEnd"/>
+      <w:r>
+        <w:t xml:space="preserve"> </w:t>
+      </w:r>
+      <w:proofErr w:type="spellStart"/>
+      <w:r>
+        <w:t>sau</w:t>
+      </w:r>
+      <w:proofErr w:type="spellEnd"/>
+      <w:r>
+        <w:t xml:space="preserve"> </w:t>
+      </w:r>
+      <w:proofErr w:type="spellStart"/>
+      <w:r>
+        <w:t>sát</w:t>
+      </w:r>
+      <w:proofErr w:type="spellEnd"/>
+      <w:r>
+        <w:t xml:space="preserve"> </w:t>
+      </w:r>
+      <w:proofErr w:type="spellStart"/>
+      <w:r>
+        <w:t>na</w:t>
+      </w:r>
+      <w:proofErr w:type="spellEnd"/>
+      <w:r>
+        <w:t xml:space="preserve"> </w:t>
+      </w:r>
+      <w:proofErr w:type="spellStart"/>
+      <w:r>
+        <w:t>vĩnh</w:t>
+      </w:r>
+      <w:proofErr w:type="spellEnd"/>
+      <w:r>
+        <w:t xml:space="preserve"> </w:t>
+      </w:r>
+      <w:proofErr w:type="spellStart"/>
+      <w:r>
+        <w:t>hằng</w:t>
+      </w:r>
+      <w:proofErr w:type="spellEnd"/>
+      <w:r>
+        <w:t xml:space="preserve"> </w:t>
+      </w:r>
+      <w:proofErr w:type="spellStart"/>
+      <w:r>
+        <w:t>ấy</w:t>
+      </w:r>
+      <w:proofErr w:type="spellEnd"/>
+      <w:r>
+        <w:t xml:space="preserve">, </w:t>
+      </w:r>
+      <w:proofErr w:type="spellStart"/>
+      <w:r>
+        <w:t>thì</w:t>
+      </w:r>
+      <w:proofErr w:type="spellEnd"/>
+      <w:r>
+        <w:t xml:space="preserve"> </w:t>
+      </w:r>
+      <w:proofErr w:type="spellStart"/>
+      <w:r>
+        <w:t>chỉ</w:t>
+      </w:r>
+      <w:proofErr w:type="spellEnd"/>
+      <w:r>
+        <w:t xml:space="preserve"> </w:t>
+      </w:r>
+      <w:proofErr w:type="spellStart"/>
+      <w:r>
+        <w:t>còn</w:t>
+      </w:r>
+      <w:proofErr w:type="spellEnd"/>
+      <w:r>
+        <w:t xml:space="preserve"> </w:t>
+      </w:r>
+      <w:proofErr w:type="spellStart"/>
+      <w:r>
+        <w:t>xác</w:t>
+      </w:r>
+      <w:proofErr w:type="spellEnd"/>
+      <w:r>
+        <w:t xml:space="preserve"> </w:t>
+      </w:r>
+      <w:proofErr w:type="spellStart"/>
+      <w:r>
+        <w:t>chết</w:t>
+      </w:r>
+      <w:proofErr w:type="spellEnd"/>
+      <w:r>
+        <w:t xml:space="preserve"> </w:t>
+      </w:r>
+      <w:proofErr w:type="spellStart"/>
+      <w:r>
+        <w:t>thối</w:t>
+      </w:r>
+      <w:proofErr w:type="spellEnd"/>
+      <w:r>
+        <w:t xml:space="preserve"> </w:t>
+      </w:r>
+      <w:proofErr w:type="spellStart"/>
+      <w:r>
+        <w:t>rữa</w:t>
+      </w:r>
+      <w:proofErr w:type="spellEnd"/>
+      <w:r>
+        <w:t xml:space="preserve"> hay </w:t>
+      </w:r>
+      <w:proofErr w:type="spellStart"/>
+      <w:r>
+        <w:t>như</w:t>
+      </w:r>
+      <w:proofErr w:type="spellEnd"/>
+      <w:r>
+        <w:t xml:space="preserve"> </w:t>
+      </w:r>
+      <w:proofErr w:type="spellStart"/>
+      <w:r>
+        <w:t>bùn</w:t>
+      </w:r>
+      <w:proofErr w:type="spellEnd"/>
+      <w:r>
+        <w:t xml:space="preserve"> </w:t>
+      </w:r>
+      <w:proofErr w:type="spellStart"/>
+      <w:r>
+        <w:t>đất</w:t>
+      </w:r>
+      <w:proofErr w:type="spellEnd"/>
+      <w:r>
+        <w:t xml:space="preserve"> </w:t>
+      </w:r>
+      <w:proofErr w:type="spellStart"/>
+      <w:r>
+        <w:t>trong</w:t>
+      </w:r>
+      <w:proofErr w:type="spellEnd"/>
+      <w:r>
+        <w:t xml:space="preserve"> </w:t>
+      </w:r>
+      <w:proofErr w:type="spellStart"/>
+      <w:r>
+        <w:t>sự</w:t>
+      </w:r>
+      <w:proofErr w:type="spellEnd"/>
+      <w:r>
+        <w:t xml:space="preserve"> </w:t>
+      </w:r>
+      <w:proofErr w:type="spellStart"/>
+      <w:r>
+        <w:t>chuyển</w:t>
+      </w:r>
+      <w:proofErr w:type="spellEnd"/>
+      <w:r>
+        <w:t xml:space="preserve"> </w:t>
+      </w:r>
+      <w:proofErr w:type="spellStart"/>
+      <w:r>
+        <w:t>hóa</w:t>
+      </w:r>
+      <w:proofErr w:type="spellEnd"/>
+      <w:r>
+        <w:t xml:space="preserve"> </w:t>
+      </w:r>
+      <w:proofErr w:type="spellStart"/>
+      <w:r>
+        <w:t>vô</w:t>
+      </w:r>
+      <w:proofErr w:type="spellEnd"/>
+      <w:r>
+        <w:t xml:space="preserve"> </w:t>
+      </w:r>
+      <w:proofErr w:type="spellStart"/>
+      <w:r>
+        <w:t>cùng</w:t>
+      </w:r>
+      <w:proofErr w:type="spellEnd"/>
+      <w:r>
+        <w:t xml:space="preserve"> </w:t>
+      </w:r>
+      <w:proofErr w:type="spellStart"/>
+      <w:r>
+        <w:t>tận</w:t>
+      </w:r>
+      <w:proofErr w:type="spellEnd"/>
+      <w:r>
+        <w:t xml:space="preserve">, </w:t>
+      </w:r>
+      <w:proofErr w:type="spellStart"/>
+      <w:r>
+        <w:t>mà</w:t>
+      </w:r>
+      <w:proofErr w:type="spellEnd"/>
+      <w:r>
+        <w:t xml:space="preserve"> </w:t>
+      </w:r>
+      <w:proofErr w:type="spellStart"/>
+      <w:r>
+        <w:t>cũng</w:t>
+      </w:r>
+      <w:proofErr w:type="spellEnd"/>
+      <w:r>
+        <w:t xml:space="preserve"> </w:t>
+      </w:r>
+      <w:proofErr w:type="spellStart"/>
+      <w:r>
+        <w:t>không</w:t>
+      </w:r>
+      <w:proofErr w:type="spellEnd"/>
+      <w:r>
+        <w:t xml:space="preserve"> </w:t>
+      </w:r>
+      <w:proofErr w:type="spellStart"/>
+      <w:r>
+        <w:t>khác</w:t>
+      </w:r>
+      <w:proofErr w:type="spellEnd"/>
+      <w:r>
+        <w:t xml:space="preserve"> </w:t>
+      </w:r>
+      <w:proofErr w:type="spellStart"/>
+      <w:r>
+        <w:t>bao</w:t>
+      </w:r>
+      <w:proofErr w:type="spellEnd"/>
+      <w:r>
+        <w:t xml:space="preserve"> </w:t>
+      </w:r>
+      <w:proofErr w:type="spellStart"/>
+      <w:r>
+        <w:t>nhiêu</w:t>
+      </w:r>
+      <w:proofErr w:type="spellEnd"/>
+      <w:r>
+        <w:t xml:space="preserve"> </w:t>
+      </w:r>
+      <w:proofErr w:type="spellStart"/>
+      <w:r>
+        <w:t>sát</w:t>
+      </w:r>
+      <w:proofErr w:type="spellEnd"/>
+      <w:r>
+        <w:t xml:space="preserve"> </w:t>
+      </w:r>
+      <w:proofErr w:type="spellStart"/>
+      <w:r>
+        <w:t>na</w:t>
+      </w:r>
+      <w:proofErr w:type="spellEnd"/>
+      <w:r>
+        <w:t xml:space="preserve"> </w:t>
+      </w:r>
+      <w:proofErr w:type="spellStart"/>
+      <w:r>
+        <w:t>vĩnh</w:t>
+      </w:r>
+      <w:proofErr w:type="spellEnd"/>
+      <w:r>
+        <w:t xml:space="preserve"> </w:t>
+      </w:r>
+      <w:proofErr w:type="spellStart"/>
+      <w:r>
+        <w:t>hằng</w:t>
+      </w:r>
+      <w:proofErr w:type="spellEnd"/>
+      <w:r>
+        <w:t xml:space="preserve"> </w:t>
+      </w:r>
+      <w:proofErr w:type="spellStart"/>
+      <w:r>
+        <w:t>ấy</w:t>
+      </w:r>
+      <w:proofErr w:type="spellEnd"/>
+      <w:r>
+        <w:t xml:space="preserve">, </w:t>
+      </w:r>
+      <w:proofErr w:type="spellStart"/>
+      <w:r>
+        <w:t>hoặc</w:t>
+      </w:r>
+      <w:proofErr w:type="spellEnd"/>
+      <w:r>
+        <w:t xml:space="preserve"> </w:t>
+      </w:r>
+      <w:proofErr w:type="spellStart"/>
+      <w:r>
+        <w:t>giả</w:t>
+      </w:r>
+      <w:proofErr w:type="spellEnd"/>
+      <w:r>
+        <w:t xml:space="preserve"> </w:t>
+      </w:r>
+      <w:proofErr w:type="spellStart"/>
+      <w:r>
+        <w:t>như</w:t>
+      </w:r>
+      <w:proofErr w:type="spellEnd"/>
+      <w:r>
+        <w:t xml:space="preserve"> </w:t>
+      </w:r>
+      <w:proofErr w:type="spellStart"/>
+      <w:r>
+        <w:t>là</w:t>
+      </w:r>
+      <w:proofErr w:type="spellEnd"/>
+      <w:r>
+        <w:t xml:space="preserve"> </w:t>
+      </w:r>
+      <w:proofErr w:type="spellStart"/>
+      <w:r>
+        <w:t>một</w:t>
+      </w:r>
+      <w:proofErr w:type="spellEnd"/>
+      <w:r>
+        <w:t>.</w:t>
+      </w:r>
+    </w:p>
+    <w:p>
+      <w:proofErr w:type="spellStart"/>
+      <w:r>
+        <w:rPr>
+          <w:b/>
+        </w:rPr>
+        <w:t>Từ</w:t>
+      </w:r>
+      <w:proofErr w:type="spellEnd"/>
+      <w:r>
+        <w:rPr>
+          <w:b/>
+        </w:rPr>
+        <w:t xml:space="preserve"> </w:t>
+      </w:r>
+      <w:proofErr w:type="spellStart"/>
+      <w:r>
+        <w:rPr>
+          <w:b/>
+        </w:rPr>
+        <w:t>khóa</w:t>
+      </w:r>
+      <w:proofErr w:type="spellEnd"/>
+      <w:r>
+        <w:rPr>
+          <w:b/>
+        </w:rPr>
+        <w:t>:</w:t>
+      </w:r>
+      <w:r>
+        <w:t xml:space="preserve"> </w:t>
+      </w:r>
+      <w:proofErr w:type="spellStart"/>
+      <w:r>
+        <w:t>pháp</w:t>
+      </w:r>
+      <w:proofErr w:type="spellEnd"/>
+      <w:r>
+        <w:t xml:space="preserve"> </w:t>
+      </w:r>
+      <w:proofErr w:type="spellStart"/>
+      <w:r>
+        <w:t>quyền</w:t>
+      </w:r>
+      <w:proofErr w:type="spellEnd"/>
+      <w:r>
+        <w:t xml:space="preserve"> </w:t>
+      </w:r>
+      <w:proofErr w:type="spellStart"/>
+      <w:r>
+        <w:t>tối</w:t>
+      </w:r>
+      <w:proofErr w:type="spellEnd"/>
+      <w:r>
+        <w:t xml:space="preserve"> </w:t>
+      </w:r>
+      <w:proofErr w:type="spellStart"/>
+      <w:r>
+        <w:t>cao</w:t>
+      </w:r>
+      <w:proofErr w:type="spellEnd"/>
+      <w:r>
+        <w:t xml:space="preserve">, </w:t>
+      </w:r>
+      <w:proofErr w:type="spellStart"/>
+      <w:r>
+        <w:t>tư</w:t>
+      </w:r>
+      <w:proofErr w:type="spellEnd"/>
+      <w:r>
+        <w:t xml:space="preserve"> </w:t>
+      </w:r>
+      <w:proofErr w:type="spellStart"/>
+      <w:r>
+        <w:t>tưởng</w:t>
+      </w:r>
+      <w:proofErr w:type="spellEnd"/>
+      <w:r>
+        <w:t xml:space="preserve"> </w:t>
+      </w:r>
+      <w:proofErr w:type="spellStart"/>
+      <w:r>
+        <w:t>quân</w:t>
+      </w:r>
+      <w:proofErr w:type="spellEnd"/>
+      <w:r>
+        <w:t xml:space="preserve"> </w:t>
+      </w:r>
+      <w:proofErr w:type="spellStart"/>
+      <w:r>
+        <w:t>sự</w:t>
+      </w:r>
+      <w:proofErr w:type="spellEnd"/>
+      <w:r>
+        <w:t>.</w:t>
+      </w:r>
+    </w:p>
+    <w:p/>
+    <w:p>
+      <w:pPr>
+        <w:rPr>
+          <w:b/>
+          <w:sz w:val="28"/>
+          <w:szCs w:val="28"/>
+        </w:rPr>
+      </w:pPr>
+      <w:proofErr w:type="spellStart"/>
+      <w:r>
+        <w:rPr>
+          <w:b/>
+          <w:sz w:val="28"/>
+          <w:szCs w:val="28"/>
+        </w:rPr>
+        <w:t>Mở</w:t>
+      </w:r>
+      <w:proofErr w:type="spellEnd"/>
+      <w:r>
+        <w:rPr>
+          <w:b/>
+          <w:sz w:val="28"/>
+          <w:szCs w:val="28"/>
+        </w:rPr>
+        <w:t xml:space="preserve"> </w:t>
+      </w:r>
+      <w:proofErr w:type="spellStart"/>
+      <w:r>
+        <w:rPr>
+          <w:b/>
+          <w:sz w:val="28"/>
+          <w:szCs w:val="28"/>
+        </w:rPr>
+        <w:t>đầu</w:t>
+      </w:r>
+      <w:proofErr w:type="spellEnd"/>
+    </w:p>
+    <w:p>
+      <w:proofErr w:type="spellStart"/>
+      <w:r>
+        <w:t>Khi</w:t>
+      </w:r>
+      <w:proofErr w:type="spellEnd"/>
+      <w:r>
+        <w:t xml:space="preserve"> </w:t>
+      </w:r>
+      <w:proofErr w:type="spellStart"/>
+      <w:r>
+        <w:t>pháp</w:t>
+      </w:r>
+      <w:proofErr w:type="spellEnd"/>
+      <w:r>
+        <w:t xml:space="preserve"> </w:t>
+      </w:r>
+      <w:proofErr w:type="spellStart"/>
+      <w:r>
+        <w:t>quyền</w:t>
+      </w:r>
+      <w:proofErr w:type="spellEnd"/>
+      <w:r>
+        <w:t xml:space="preserve"> </w:t>
+      </w:r>
+      <w:proofErr w:type="spellStart"/>
+      <w:r>
+        <w:t>tối</w:t>
+      </w:r>
+      <w:proofErr w:type="spellEnd"/>
+      <w:r>
+        <w:t xml:space="preserve"> </w:t>
+      </w:r>
+      <w:proofErr w:type="spellStart"/>
+      <w:r>
+        <w:t>cao</w:t>
+      </w:r>
+      <w:proofErr w:type="spellEnd"/>
+      <w:r>
+        <w:t xml:space="preserve"> </w:t>
+      </w:r>
+      <w:proofErr w:type="spellStart"/>
+      <w:r>
+        <w:t>biểu</w:t>
+      </w:r>
+      <w:proofErr w:type="spellEnd"/>
+      <w:r>
+        <w:t xml:space="preserve"> </w:t>
+      </w:r>
+      <w:proofErr w:type="spellStart"/>
+      <w:r>
+        <w:t>hiện</w:t>
+      </w:r>
+      <w:proofErr w:type="spellEnd"/>
+      <w:r>
+        <w:t xml:space="preserve"> </w:t>
+      </w:r>
+      <w:proofErr w:type="spellStart"/>
+      <w:r>
+        <w:t>bởi</w:t>
+      </w:r>
+      <w:proofErr w:type="spellEnd"/>
+      <w:r>
+        <w:t xml:space="preserve"> TÒA ÁN </w:t>
+      </w:r>
+      <w:proofErr w:type="spellStart"/>
+      <w:r>
+        <w:t>tối</w:t>
+      </w:r>
+      <w:proofErr w:type="spellEnd"/>
+      <w:r>
+        <w:t xml:space="preserve"> </w:t>
+      </w:r>
+      <w:proofErr w:type="spellStart"/>
+      <w:r>
+        <w:t>cao</w:t>
+      </w:r>
+      <w:proofErr w:type="spellEnd"/>
+      <w:r>
+        <w:t xml:space="preserve"> </w:t>
+      </w:r>
+      <w:proofErr w:type="spellStart"/>
+      <w:r>
+        <w:t>và</w:t>
+      </w:r>
+      <w:proofErr w:type="spellEnd"/>
+      <w:r>
+        <w:t xml:space="preserve"> TÒA ÁN </w:t>
+      </w:r>
+      <w:proofErr w:type="spellStart"/>
+      <w:r>
+        <w:t>ủy</w:t>
+      </w:r>
+      <w:proofErr w:type="spellEnd"/>
+      <w:r>
+        <w:t xml:space="preserve"> </w:t>
+      </w:r>
+      <w:proofErr w:type="spellStart"/>
+      <w:r>
+        <w:t>nhiệm</w:t>
+      </w:r>
+      <w:proofErr w:type="spellEnd"/>
+      <w:r>
+        <w:t xml:space="preserve"> </w:t>
+      </w:r>
+      <w:proofErr w:type="spellStart"/>
+      <w:r>
+        <w:t>tòa</w:t>
+      </w:r>
+      <w:proofErr w:type="spellEnd"/>
+      <w:r>
+        <w:t xml:space="preserve"> </w:t>
+      </w:r>
+      <w:proofErr w:type="spellStart"/>
+      <w:r>
+        <w:t>án</w:t>
+      </w:r>
+      <w:proofErr w:type="spellEnd"/>
+      <w:r>
+        <w:t xml:space="preserve"> </w:t>
+      </w:r>
+      <w:proofErr w:type="spellStart"/>
+      <w:r>
+        <w:t>thu</w:t>
+      </w:r>
+      <w:proofErr w:type="spellEnd"/>
+      <w:r>
+        <w:t xml:space="preserve"> </w:t>
+      </w:r>
+      <w:proofErr w:type="spellStart"/>
+      <w:r>
+        <w:t>lấy</w:t>
+      </w:r>
+      <w:proofErr w:type="spellEnd"/>
+      <w:r>
+        <w:t xml:space="preserve"> </w:t>
+      </w:r>
+      <w:proofErr w:type="spellStart"/>
+      <w:r>
+        <w:t>quyền</w:t>
+      </w:r>
+      <w:proofErr w:type="spellEnd"/>
+      <w:r>
+        <w:t xml:space="preserve"> </w:t>
+      </w:r>
+      <w:proofErr w:type="spellStart"/>
+      <w:r>
+        <w:t>công</w:t>
+      </w:r>
+      <w:proofErr w:type="spellEnd"/>
+      <w:r>
+        <w:t xml:space="preserve"> </w:t>
+      </w:r>
+      <w:proofErr w:type="spellStart"/>
+      <w:r>
+        <w:t>dân</w:t>
+      </w:r>
+      <w:proofErr w:type="spellEnd"/>
+      <w:r>
+        <w:t xml:space="preserve"> </w:t>
+      </w:r>
+      <w:proofErr w:type="spellStart"/>
+      <w:r>
+        <w:t>để</w:t>
+      </w:r>
+      <w:proofErr w:type="spellEnd"/>
+      <w:r>
+        <w:t xml:space="preserve"> </w:t>
+      </w:r>
+      <w:proofErr w:type="spellStart"/>
+      <w:r>
+        <w:t>hợp</w:t>
+      </w:r>
+      <w:proofErr w:type="spellEnd"/>
+      <w:r>
+        <w:t xml:space="preserve"> </w:t>
+      </w:r>
+      <w:proofErr w:type="spellStart"/>
+      <w:r>
+        <w:t>lý</w:t>
+      </w:r>
+      <w:proofErr w:type="spellEnd"/>
+      <w:r>
+        <w:t xml:space="preserve"> </w:t>
+      </w:r>
+      <w:proofErr w:type="spellStart"/>
+      <w:r>
+        <w:t>hóa</w:t>
+      </w:r>
+      <w:proofErr w:type="spellEnd"/>
+      <w:r>
+        <w:t xml:space="preserve"> </w:t>
+      </w:r>
+      <w:proofErr w:type="spellStart"/>
+      <w:r>
+        <w:t>trong</w:t>
+      </w:r>
+      <w:proofErr w:type="spellEnd"/>
+      <w:r>
+        <w:t xml:space="preserve"> </w:t>
+      </w:r>
+      <w:proofErr w:type="spellStart"/>
+      <w:r>
+        <w:t>thời</w:t>
+      </w:r>
+      <w:proofErr w:type="spellEnd"/>
+      <w:r>
+        <w:t xml:space="preserve"> </w:t>
+      </w:r>
+      <w:proofErr w:type="spellStart"/>
+      <w:r>
+        <w:t>gian</w:t>
+      </w:r>
+      <w:proofErr w:type="spellEnd"/>
+      <w:r>
+        <w:t xml:space="preserve"> </w:t>
+      </w:r>
+      <w:proofErr w:type="spellStart"/>
+      <w:r>
+        <w:t>giam</w:t>
+      </w:r>
+      <w:proofErr w:type="spellEnd"/>
+      <w:r>
+        <w:t xml:space="preserve"> </w:t>
+      </w:r>
+      <w:proofErr w:type="spellStart"/>
+      <w:r>
+        <w:t>giữ</w:t>
+      </w:r>
+      <w:proofErr w:type="spellEnd"/>
+      <w:r>
+        <w:t xml:space="preserve"> </w:t>
+      </w:r>
+      <w:proofErr w:type="spellStart"/>
+      <w:r>
+        <w:t>phá</w:t>
+      </w:r>
+      <w:proofErr w:type="spellEnd"/>
+      <w:r>
+        <w:t xml:space="preserve"> </w:t>
+      </w:r>
+      <w:proofErr w:type="spellStart"/>
+      <w:r>
+        <w:t>hủy</w:t>
+      </w:r>
+      <w:proofErr w:type="spellEnd"/>
+      <w:r>
+        <w:t xml:space="preserve"> phi </w:t>
+      </w:r>
+      <w:proofErr w:type="spellStart"/>
+      <w:r>
+        <w:t>pháp</w:t>
+      </w:r>
+      <w:proofErr w:type="spellEnd"/>
+      <w:r>
+        <w:t xml:space="preserve"> </w:t>
+      </w:r>
+      <w:proofErr w:type="spellStart"/>
+      <w:r>
+        <w:t>rồi</w:t>
+      </w:r>
+      <w:proofErr w:type="spellEnd"/>
+      <w:r>
+        <w:t xml:space="preserve"> </w:t>
+      </w:r>
+      <w:proofErr w:type="spellStart"/>
+      <w:r>
+        <w:t>sau</w:t>
+      </w:r>
+      <w:proofErr w:type="spellEnd"/>
+      <w:r>
+        <w:t xml:space="preserve"> </w:t>
+      </w:r>
+      <w:proofErr w:type="spellStart"/>
+      <w:r>
+        <w:t>đó</w:t>
+      </w:r>
+      <w:proofErr w:type="spellEnd"/>
+      <w:r>
+        <w:t xml:space="preserve"> </w:t>
+      </w:r>
+      <w:proofErr w:type="spellStart"/>
+      <w:r>
+        <w:t>trả</w:t>
+      </w:r>
+      <w:proofErr w:type="spellEnd"/>
+      <w:r>
+        <w:t xml:space="preserve"> </w:t>
+      </w:r>
+      <w:proofErr w:type="spellStart"/>
+      <w:r>
+        <w:t>lại</w:t>
+      </w:r>
+      <w:proofErr w:type="spellEnd"/>
+      <w:r>
+        <w:t xml:space="preserve"> </w:t>
+      </w:r>
+      <w:proofErr w:type="spellStart"/>
+      <w:r>
+        <w:t>quyền</w:t>
+      </w:r>
+      <w:proofErr w:type="spellEnd"/>
+      <w:r>
+        <w:t xml:space="preserve"> </w:t>
+      </w:r>
+      <w:proofErr w:type="spellStart"/>
+      <w:r>
+        <w:t>công</w:t>
+      </w:r>
+      <w:proofErr w:type="spellEnd"/>
+      <w:r>
+        <w:t xml:space="preserve"> </w:t>
+      </w:r>
+      <w:proofErr w:type="spellStart"/>
+      <w:r>
+        <w:t>dân</w:t>
+      </w:r>
+      <w:proofErr w:type="spellEnd"/>
+      <w:r>
+        <w:t xml:space="preserve"> </w:t>
+      </w:r>
+      <w:proofErr w:type="spellStart"/>
+      <w:r>
+        <w:t>nên</w:t>
+      </w:r>
+      <w:proofErr w:type="spellEnd"/>
+      <w:r>
+        <w:t xml:space="preserve"> </w:t>
+      </w:r>
+      <w:proofErr w:type="spellStart"/>
+      <w:r>
+        <w:t>án</w:t>
+      </w:r>
+      <w:proofErr w:type="spellEnd"/>
+      <w:r>
+        <w:t xml:space="preserve"> </w:t>
+      </w:r>
+      <w:proofErr w:type="spellStart"/>
+      <w:r>
+        <w:t>tử</w:t>
+      </w:r>
+      <w:proofErr w:type="spellEnd"/>
+      <w:r>
+        <w:t xml:space="preserve"> </w:t>
+      </w:r>
+      <w:proofErr w:type="spellStart"/>
+      <w:r>
+        <w:t>hình</w:t>
+      </w:r>
+      <w:proofErr w:type="spellEnd"/>
+      <w:r>
+        <w:t xml:space="preserve"> </w:t>
+      </w:r>
+      <w:proofErr w:type="spellStart"/>
+      <w:r>
+        <w:t>chưa</w:t>
+      </w:r>
+      <w:proofErr w:type="spellEnd"/>
+      <w:r>
+        <w:t xml:space="preserve"> </w:t>
+      </w:r>
+      <w:proofErr w:type="spellStart"/>
+      <w:r>
+        <w:t>hợp</w:t>
+      </w:r>
+      <w:proofErr w:type="spellEnd"/>
+      <w:r>
+        <w:t xml:space="preserve"> </w:t>
+      </w:r>
+      <w:proofErr w:type="spellStart"/>
+      <w:r>
+        <w:t>lẽ</w:t>
+      </w:r>
+      <w:proofErr w:type="spellEnd"/>
+      <w:r>
+        <w:t xml:space="preserve"> </w:t>
+      </w:r>
+      <w:proofErr w:type="spellStart"/>
+      <w:r>
+        <w:t>trong</w:t>
+      </w:r>
+      <w:proofErr w:type="spellEnd"/>
+      <w:r>
+        <w:t xml:space="preserve"> </w:t>
+      </w:r>
+      <w:proofErr w:type="spellStart"/>
+      <w:r>
+        <w:t>luật</w:t>
+      </w:r>
+      <w:proofErr w:type="spellEnd"/>
+      <w:r>
+        <w:t xml:space="preserve"> </w:t>
+      </w:r>
+      <w:proofErr w:type="spellStart"/>
+      <w:r>
+        <w:t>dân</w:t>
+      </w:r>
+      <w:proofErr w:type="spellEnd"/>
+      <w:r>
+        <w:t xml:space="preserve"> </w:t>
+      </w:r>
+      <w:proofErr w:type="spellStart"/>
+      <w:r>
+        <w:t>sự</w:t>
+      </w:r>
+      <w:proofErr w:type="spellEnd"/>
+      <w:r>
+        <w:t xml:space="preserve">. </w:t>
+      </w:r>
+      <w:proofErr w:type="spellStart"/>
+      <w:r>
+        <w:t>Nhưng</w:t>
+      </w:r>
+      <w:proofErr w:type="spellEnd"/>
+      <w:r>
+        <w:t xml:space="preserve">, </w:t>
+      </w:r>
+      <w:proofErr w:type="spellStart"/>
+      <w:r>
+        <w:t>một</w:t>
+      </w:r>
+      <w:proofErr w:type="spellEnd"/>
+      <w:r>
+        <w:t xml:space="preserve"> </w:t>
+      </w:r>
+      <w:proofErr w:type="spellStart"/>
+      <w:r>
+        <w:t>cách</w:t>
+      </w:r>
+      <w:proofErr w:type="spellEnd"/>
+      <w:r>
+        <w:t xml:space="preserve"> </w:t>
+      </w:r>
+      <w:proofErr w:type="spellStart"/>
+      <w:r>
+        <w:t>tương</w:t>
+      </w:r>
+      <w:proofErr w:type="spellEnd"/>
+      <w:r>
+        <w:t xml:space="preserve"> </w:t>
+      </w:r>
+      <w:proofErr w:type="spellStart"/>
+      <w:r>
+        <w:t>tự</w:t>
+      </w:r>
+      <w:proofErr w:type="spellEnd"/>
+      <w:r>
+        <w:t xml:space="preserve">, </w:t>
+      </w:r>
+      <w:proofErr w:type="spellStart"/>
+      <w:r>
+        <w:t>ngay</w:t>
+      </w:r>
+      <w:proofErr w:type="spellEnd"/>
+      <w:r>
+        <w:t xml:space="preserve"> </w:t>
+      </w:r>
+      <w:proofErr w:type="spellStart"/>
+      <w:r>
+        <w:t>trước</w:t>
+      </w:r>
+      <w:proofErr w:type="spellEnd"/>
+      <w:r>
+        <w:t xml:space="preserve"> </w:t>
+      </w:r>
+      <w:proofErr w:type="spellStart"/>
+      <w:r>
+        <w:t>khi</w:t>
+      </w:r>
+      <w:proofErr w:type="spellEnd"/>
+      <w:r>
+        <w:t xml:space="preserve"> </w:t>
+      </w:r>
+      <w:proofErr w:type="spellStart"/>
+      <w:r>
+        <w:t>quân</w:t>
+      </w:r>
+      <w:proofErr w:type="spellEnd"/>
+      <w:r>
+        <w:t xml:space="preserve"> </w:t>
+      </w:r>
+      <w:proofErr w:type="spellStart"/>
+      <w:r>
+        <w:t>nhân</w:t>
+      </w:r>
+      <w:proofErr w:type="spellEnd"/>
+      <w:r>
+        <w:t xml:space="preserve"> </w:t>
+      </w:r>
+      <w:proofErr w:type="spellStart"/>
+      <w:r>
+        <w:t>thực</w:t>
+      </w:r>
+      <w:proofErr w:type="spellEnd"/>
+      <w:r>
+        <w:t xml:space="preserve"> </w:t>
+      </w:r>
+      <w:proofErr w:type="spellStart"/>
+      <w:r>
+        <w:t>hiện</w:t>
+      </w:r>
+      <w:proofErr w:type="spellEnd"/>
+      <w:r>
+        <w:t xml:space="preserve"> </w:t>
+      </w:r>
+      <w:proofErr w:type="spellStart"/>
+      <w:r>
+        <w:t>bạo</w:t>
+      </w:r>
+      <w:proofErr w:type="spellEnd"/>
+      <w:r>
+        <w:t xml:space="preserve"> </w:t>
+      </w:r>
+      <w:proofErr w:type="spellStart"/>
+      <w:r>
+        <w:t>lực</w:t>
+      </w:r>
+      <w:proofErr w:type="spellEnd"/>
+      <w:r>
+        <w:t xml:space="preserve"> </w:t>
+      </w:r>
+      <w:proofErr w:type="spellStart"/>
+      <w:r>
+        <w:t>thì</w:t>
+      </w:r>
+      <w:proofErr w:type="spellEnd"/>
+      <w:r>
+        <w:t xml:space="preserve"> </w:t>
+      </w:r>
+      <w:proofErr w:type="spellStart"/>
+      <w:r>
+        <w:t>pháp</w:t>
+      </w:r>
+      <w:proofErr w:type="spellEnd"/>
+      <w:r>
+        <w:t xml:space="preserve"> </w:t>
+      </w:r>
+      <w:proofErr w:type="spellStart"/>
+      <w:r>
+        <w:t>quyền</w:t>
+      </w:r>
+      <w:proofErr w:type="spellEnd"/>
+      <w:r>
+        <w:t xml:space="preserve"> </w:t>
+      </w:r>
+      <w:proofErr w:type="spellStart"/>
+      <w:r>
+        <w:t>tối</w:t>
+      </w:r>
+      <w:proofErr w:type="spellEnd"/>
+      <w:r>
+        <w:t xml:space="preserve"> </w:t>
+      </w:r>
+      <w:proofErr w:type="spellStart"/>
+      <w:r>
+        <w:t>cao</w:t>
+      </w:r>
+      <w:proofErr w:type="spellEnd"/>
+      <w:r>
+        <w:t xml:space="preserve"> (TÒA ÁN) </w:t>
+      </w:r>
+      <w:proofErr w:type="spellStart"/>
+      <w:r>
+        <w:t>tiến</w:t>
+      </w:r>
+      <w:proofErr w:type="spellEnd"/>
+      <w:r>
+        <w:t xml:space="preserve"> </w:t>
+      </w:r>
+      <w:proofErr w:type="spellStart"/>
+      <w:r>
+        <w:t>hành</w:t>
+      </w:r>
+      <w:proofErr w:type="spellEnd"/>
+      <w:r>
+        <w:rPr>
+          <w:i/>
+        </w:rPr>
+        <w:t xml:space="preserve"> </w:t>
+      </w:r>
+      <w:proofErr w:type="spellStart"/>
+      <w:r>
+        <w:rPr>
+          <w:i/>
+        </w:rPr>
+        <w:t>thu</w:t>
+      </w:r>
+      <w:proofErr w:type="spellEnd"/>
+      <w:r>
+        <w:rPr>
+          <w:i/>
+        </w:rPr>
+        <w:t xml:space="preserve"> </w:t>
+      </w:r>
+      <w:proofErr w:type="spellStart"/>
+      <w:r>
+        <w:rPr>
+          <w:i/>
+        </w:rPr>
+        <w:t>hồi</w:t>
+      </w:r>
+      <w:proofErr w:type="spellEnd"/>
+      <w:r>
+        <w:rPr>
+          <w:i/>
+        </w:rPr>
+        <w:t xml:space="preserve"> </w:t>
+      </w:r>
+      <w:proofErr w:type="spellStart"/>
+      <w:r>
+        <w:rPr>
+          <w:i/>
+        </w:rPr>
+        <w:t>nhân</w:t>
+      </w:r>
+      <w:proofErr w:type="spellEnd"/>
+      <w:r>
+        <w:rPr>
+          <w:i/>
+        </w:rPr>
+        <w:t xml:space="preserve"> </w:t>
+      </w:r>
+      <w:proofErr w:type="spellStart"/>
+      <w:r>
+        <w:rPr>
+          <w:i/>
+        </w:rPr>
+        <w:t>tính</w:t>
+      </w:r>
+      <w:proofErr w:type="spellEnd"/>
+      <w:r>
+        <w:rPr>
+          <w:i/>
+        </w:rPr>
+        <w:t xml:space="preserve"> </w:t>
+      </w:r>
+      <w:proofErr w:type="spellStart"/>
+      <w:r>
+        <w:rPr>
+          <w:i/>
+        </w:rPr>
+        <w:t>làm</w:t>
+      </w:r>
+      <w:proofErr w:type="spellEnd"/>
+      <w:r>
+        <w:rPr>
+          <w:i/>
+        </w:rPr>
+        <w:t xml:space="preserve"> </w:t>
+      </w:r>
+      <w:proofErr w:type="spellStart"/>
+      <w:r>
+        <w:rPr>
+          <w:i/>
+        </w:rPr>
+        <w:t>rỗng</w:t>
+      </w:r>
+      <w:proofErr w:type="spellEnd"/>
+      <w:r>
+        <w:rPr>
+          <w:i/>
+        </w:rPr>
+        <w:t xml:space="preserve"> </w:t>
+      </w:r>
+      <w:proofErr w:type="spellStart"/>
+      <w:r>
+        <w:rPr>
+          <w:i/>
+        </w:rPr>
+        <w:t>quân</w:t>
+      </w:r>
+      <w:proofErr w:type="spellEnd"/>
+      <w:r>
+        <w:rPr>
+          <w:i/>
+        </w:rPr>
+        <w:t xml:space="preserve"> </w:t>
+      </w:r>
+      <w:proofErr w:type="spellStart"/>
+      <w:r>
+        <w:rPr>
+          <w:i/>
+        </w:rPr>
+        <w:t>nhân</w:t>
+      </w:r>
+      <w:proofErr w:type="spellEnd"/>
+      <w:r>
+        <w:t xml:space="preserve"> </w:t>
+      </w:r>
+      <w:proofErr w:type="spellStart"/>
+      <w:r>
+        <w:t>và</w:t>
+      </w:r>
+      <w:proofErr w:type="spellEnd"/>
+      <w:r>
+        <w:t xml:space="preserve"> </w:t>
+      </w:r>
+      <w:proofErr w:type="spellStart"/>
+      <w:r>
+        <w:t>ngay</w:t>
+      </w:r>
+      <w:proofErr w:type="spellEnd"/>
+      <w:r>
+        <w:t xml:space="preserve"> </w:t>
+      </w:r>
+      <w:proofErr w:type="spellStart"/>
+      <w:r>
+        <w:t>sau</w:t>
+      </w:r>
+      <w:proofErr w:type="spellEnd"/>
+      <w:r>
+        <w:t xml:space="preserve"> </w:t>
+      </w:r>
+      <w:proofErr w:type="spellStart"/>
+      <w:r>
+        <w:t>khi</w:t>
+      </w:r>
+      <w:proofErr w:type="spellEnd"/>
+      <w:r>
+        <w:t xml:space="preserve"> </w:t>
+      </w:r>
+      <w:proofErr w:type="spellStart"/>
+      <w:r>
+        <w:t>kết</w:t>
+      </w:r>
+      <w:proofErr w:type="spellEnd"/>
+      <w:r>
+        <w:t xml:space="preserve"> </w:t>
+      </w:r>
+      <w:proofErr w:type="spellStart"/>
+      <w:r>
+        <w:t>thúc</w:t>
+      </w:r>
+      <w:proofErr w:type="spellEnd"/>
+      <w:r>
+        <w:t xml:space="preserve"> </w:t>
+      </w:r>
+      <w:proofErr w:type="spellStart"/>
+      <w:r>
+        <w:t>hành</w:t>
+      </w:r>
+      <w:proofErr w:type="spellEnd"/>
+      <w:r>
+        <w:t xml:space="preserve"> </w:t>
+      </w:r>
+      <w:proofErr w:type="spellStart"/>
+      <w:r>
+        <w:t>động</w:t>
+      </w:r>
+      <w:proofErr w:type="spellEnd"/>
+      <w:r>
+        <w:t xml:space="preserve"> </w:t>
+      </w:r>
+      <w:proofErr w:type="spellStart"/>
+      <w:r>
+        <w:t>sát</w:t>
+      </w:r>
+      <w:proofErr w:type="spellEnd"/>
+      <w:r>
+        <w:t xml:space="preserve"> </w:t>
+      </w:r>
+      <w:proofErr w:type="spellStart"/>
+      <w:r>
+        <w:t>phạt</w:t>
+      </w:r>
+      <w:proofErr w:type="spellEnd"/>
+      <w:r>
+        <w:t xml:space="preserve"> </w:t>
+      </w:r>
+      <w:proofErr w:type="spellStart"/>
+      <w:r>
+        <w:t>thu</w:t>
+      </w:r>
+      <w:proofErr w:type="spellEnd"/>
+      <w:r>
+        <w:t xml:space="preserve"> </w:t>
+      </w:r>
+      <w:proofErr w:type="spellStart"/>
+      <w:r>
+        <w:t>hồi</w:t>
+      </w:r>
+      <w:proofErr w:type="spellEnd"/>
+      <w:r>
+        <w:t xml:space="preserve"> </w:t>
+      </w:r>
+      <w:proofErr w:type="spellStart"/>
+      <w:r>
+        <w:t>sinh</w:t>
+      </w:r>
+      <w:proofErr w:type="spellEnd"/>
+      <w:r>
+        <w:t xml:space="preserve"> </w:t>
+      </w:r>
+      <w:proofErr w:type="spellStart"/>
+      <w:r>
+        <w:t>mệnh</w:t>
+      </w:r>
+      <w:proofErr w:type="spellEnd"/>
+      <w:r>
+        <w:t xml:space="preserve"> </w:t>
+      </w:r>
+      <w:proofErr w:type="spellStart"/>
+      <w:r>
+        <w:t>thì</w:t>
+      </w:r>
+      <w:proofErr w:type="spellEnd"/>
+      <w:r>
+        <w:t xml:space="preserve"> </w:t>
+      </w:r>
+      <w:proofErr w:type="spellStart"/>
+      <w:r>
+        <w:t>pháp</w:t>
+      </w:r>
+      <w:proofErr w:type="spellEnd"/>
+      <w:r>
+        <w:t xml:space="preserve"> </w:t>
+      </w:r>
+      <w:proofErr w:type="spellStart"/>
+      <w:r>
+        <w:t>quyền</w:t>
+      </w:r>
+      <w:proofErr w:type="spellEnd"/>
+      <w:r>
+        <w:t xml:space="preserve"> </w:t>
+      </w:r>
+      <w:proofErr w:type="spellStart"/>
+      <w:r>
+        <w:t>tối</w:t>
+      </w:r>
+      <w:proofErr w:type="spellEnd"/>
+      <w:r>
+        <w:t xml:space="preserve"> </w:t>
+      </w:r>
+      <w:proofErr w:type="spellStart"/>
+      <w:r>
+        <w:t>cao</w:t>
+      </w:r>
+      <w:proofErr w:type="spellEnd"/>
+      <w:r>
+        <w:t xml:space="preserve"> </w:t>
+      </w:r>
+      <w:proofErr w:type="spellStart"/>
+      <w:r>
+        <w:t>trả</w:t>
+      </w:r>
+      <w:proofErr w:type="spellEnd"/>
+      <w:r>
+        <w:t xml:space="preserve"> </w:t>
+      </w:r>
+      <w:proofErr w:type="spellStart"/>
+      <w:r>
+        <w:t>lại</w:t>
+      </w:r>
+      <w:proofErr w:type="spellEnd"/>
+      <w:r>
+        <w:t xml:space="preserve"> </w:t>
+      </w:r>
+      <w:proofErr w:type="spellStart"/>
+      <w:r>
+        <w:t>nhân</w:t>
+      </w:r>
+      <w:proofErr w:type="spellEnd"/>
+      <w:r>
+        <w:t xml:space="preserve"> </w:t>
+      </w:r>
+      <w:proofErr w:type="spellStart"/>
+      <w:r>
+        <w:t>tính</w:t>
+      </w:r>
+      <w:proofErr w:type="spellEnd"/>
+      <w:r>
+        <w:t xml:space="preserve"> </w:t>
+      </w:r>
+      <w:proofErr w:type="spellStart"/>
+      <w:r>
+        <w:t>cho</w:t>
+      </w:r>
+      <w:proofErr w:type="spellEnd"/>
+      <w:r>
+        <w:t xml:space="preserve"> </w:t>
+      </w:r>
+      <w:proofErr w:type="spellStart"/>
+      <w:r>
+        <w:t>quân</w:t>
+      </w:r>
+      <w:proofErr w:type="spellEnd"/>
+      <w:r>
+        <w:t xml:space="preserve"> </w:t>
+      </w:r>
+      <w:proofErr w:type="spellStart"/>
+      <w:r>
+        <w:t>nhân</w:t>
+      </w:r>
+      <w:proofErr w:type="spellEnd"/>
+      <w:r>
+        <w:t xml:space="preserve">, </w:t>
+      </w:r>
+      <w:proofErr w:type="spellStart"/>
+      <w:r>
+        <w:t>tiến</w:t>
+      </w:r>
+      <w:proofErr w:type="spellEnd"/>
+      <w:r>
+        <w:t xml:space="preserve"> </w:t>
+      </w:r>
+      <w:proofErr w:type="spellStart"/>
+      <w:r>
+        <w:t>trình</w:t>
+      </w:r>
+      <w:proofErr w:type="spellEnd"/>
+      <w:r>
+        <w:t xml:space="preserve"> </w:t>
+      </w:r>
+      <w:proofErr w:type="spellStart"/>
+      <w:r>
+        <w:t>này</w:t>
+      </w:r>
+      <w:proofErr w:type="spellEnd"/>
+      <w:r>
+        <w:t xml:space="preserve"> </w:t>
+      </w:r>
+      <w:proofErr w:type="spellStart"/>
+      <w:r>
+        <w:t>không</w:t>
+      </w:r>
+      <w:proofErr w:type="spellEnd"/>
+      <w:r>
+        <w:t xml:space="preserve"> </w:t>
+      </w:r>
+      <w:proofErr w:type="spellStart"/>
+      <w:r>
+        <w:t>khác</w:t>
+      </w:r>
+      <w:proofErr w:type="spellEnd"/>
+      <w:r>
+        <w:t xml:space="preserve"> </w:t>
+      </w:r>
+      <w:proofErr w:type="spellStart"/>
+      <w:r>
+        <w:t>bao</w:t>
+      </w:r>
+      <w:proofErr w:type="spellEnd"/>
+      <w:r>
+        <w:t xml:space="preserve"> </w:t>
+      </w:r>
+      <w:proofErr w:type="spellStart"/>
+      <w:r>
+        <w:t>nhiêu</w:t>
+      </w:r>
+      <w:proofErr w:type="spellEnd"/>
+      <w:r>
+        <w:t xml:space="preserve"> </w:t>
+      </w:r>
+      <w:proofErr w:type="spellStart"/>
+      <w:r>
+        <w:t>việc</w:t>
+      </w:r>
+      <w:proofErr w:type="spellEnd"/>
+      <w:r>
+        <w:t xml:space="preserve"> </w:t>
+      </w:r>
+      <w:r>
+        <w:t xml:space="preserve">TÒA ÁN </w:t>
+      </w:r>
+      <w:proofErr w:type="spellStart"/>
+      <w:r>
+        <w:t>ủy</w:t>
+      </w:r>
+      <w:proofErr w:type="spellEnd"/>
+      <w:r>
+        <w:t xml:space="preserve"> </w:t>
+      </w:r>
+      <w:proofErr w:type="spellStart"/>
+      <w:r>
+        <w:t>nhiệ</w:t>
+      </w:r>
+      <w:r>
+        <w:t>m</w:t>
+      </w:r>
+      <w:proofErr w:type="spellEnd"/>
+      <w:r>
+        <w:t xml:space="preserve"> </w:t>
+      </w:r>
+      <w:proofErr w:type="spellStart"/>
+      <w:r>
+        <w:t>tòa</w:t>
+      </w:r>
+      <w:proofErr w:type="spellEnd"/>
+      <w:r>
+        <w:t xml:space="preserve"> </w:t>
+      </w:r>
+      <w:proofErr w:type="spellStart"/>
+      <w:r>
+        <w:t>án</w:t>
+      </w:r>
+      <w:proofErr w:type="spellEnd"/>
+      <w:r>
+        <w:t xml:space="preserve">, </w:t>
+      </w:r>
+      <w:proofErr w:type="spellStart"/>
+      <w:r>
+        <w:t>với</w:t>
+      </w:r>
+      <w:proofErr w:type="spellEnd"/>
+      <w:r>
+        <w:t xml:space="preserve"> </w:t>
+      </w:r>
+      <w:proofErr w:type="spellStart"/>
+      <w:r>
+        <w:t>lưu</w:t>
+      </w:r>
+      <w:proofErr w:type="spellEnd"/>
+      <w:r>
+        <w:t xml:space="preserve"> ý, </w:t>
+      </w:r>
+      <w:proofErr w:type="spellStart"/>
+      <w:r>
+        <w:t>quân</w:t>
+      </w:r>
+      <w:proofErr w:type="spellEnd"/>
+      <w:r>
+        <w:t xml:space="preserve"> </w:t>
+      </w:r>
+      <w:proofErr w:type="spellStart"/>
+      <w:r>
+        <w:t>nhân</w:t>
+      </w:r>
+      <w:proofErr w:type="spellEnd"/>
+      <w:r>
+        <w:t xml:space="preserve"> </w:t>
+      </w:r>
+      <w:proofErr w:type="spellStart"/>
+      <w:r>
+        <w:t>không</w:t>
+      </w:r>
+      <w:proofErr w:type="spellEnd"/>
+      <w:r>
+        <w:t xml:space="preserve"> </w:t>
+      </w:r>
+      <w:proofErr w:type="spellStart"/>
+      <w:r>
+        <w:t>thể</w:t>
+      </w:r>
+      <w:proofErr w:type="spellEnd"/>
+      <w:r>
+        <w:t xml:space="preserve"> </w:t>
+      </w:r>
+      <w:proofErr w:type="spellStart"/>
+      <w:r>
+        <w:t>cưỡng</w:t>
+      </w:r>
+      <w:proofErr w:type="spellEnd"/>
+      <w:r>
+        <w:t xml:space="preserve"> </w:t>
+      </w:r>
+      <w:proofErr w:type="spellStart"/>
+      <w:r>
+        <w:t>lại</w:t>
+      </w:r>
+      <w:proofErr w:type="spellEnd"/>
+      <w:r>
+        <w:t xml:space="preserve"> </w:t>
+      </w:r>
+      <w:proofErr w:type="spellStart"/>
+      <w:r>
+        <w:t>quyền</w:t>
+      </w:r>
+      <w:proofErr w:type="spellEnd"/>
+      <w:r>
+        <w:t xml:space="preserve"> </w:t>
+      </w:r>
+      <w:proofErr w:type="spellStart"/>
+      <w:r>
+        <w:t>năng</w:t>
+      </w:r>
+      <w:proofErr w:type="spellEnd"/>
+      <w:r>
+        <w:t xml:space="preserve"> </w:t>
+      </w:r>
+      <w:proofErr w:type="spellStart"/>
+      <w:r>
+        <w:t>thu</w:t>
+      </w:r>
+      <w:proofErr w:type="spellEnd"/>
+      <w:r>
+        <w:t xml:space="preserve"> </w:t>
+      </w:r>
+      <w:proofErr w:type="spellStart"/>
+      <w:r>
+        <w:t>hồi</w:t>
+      </w:r>
+      <w:proofErr w:type="spellEnd"/>
+      <w:r>
+        <w:t xml:space="preserve"> </w:t>
+      </w:r>
+      <w:proofErr w:type="spellStart"/>
+      <w:r>
+        <w:t>nhân</w:t>
+      </w:r>
+      <w:proofErr w:type="spellEnd"/>
+      <w:r>
+        <w:t xml:space="preserve"> </w:t>
+      </w:r>
+      <w:proofErr w:type="spellStart"/>
+      <w:r>
+        <w:t>tính</w:t>
+      </w:r>
+      <w:proofErr w:type="spellEnd"/>
+      <w:r>
+        <w:t xml:space="preserve"> </w:t>
+      </w:r>
+      <w:proofErr w:type="spellStart"/>
+      <w:r>
+        <w:t>của</w:t>
+      </w:r>
+      <w:proofErr w:type="spellEnd"/>
+      <w:r>
+        <w:t xml:space="preserve"> </w:t>
+      </w:r>
+      <w:proofErr w:type="spellStart"/>
+      <w:r>
+        <w:t>pháp</w:t>
+      </w:r>
+      <w:proofErr w:type="spellEnd"/>
+      <w:r>
+        <w:t xml:space="preserve"> </w:t>
+      </w:r>
+      <w:proofErr w:type="spellStart"/>
+      <w:r>
+        <w:t>quyền</w:t>
+      </w:r>
+      <w:proofErr w:type="spellEnd"/>
+      <w:r>
+        <w:t xml:space="preserve"> </w:t>
+      </w:r>
+      <w:proofErr w:type="spellStart"/>
+      <w:r>
+        <w:t>tối</w:t>
+      </w:r>
+      <w:proofErr w:type="spellEnd"/>
+      <w:r>
+        <w:t xml:space="preserve"> </w:t>
+      </w:r>
+      <w:proofErr w:type="spellStart"/>
+      <w:r>
+        <w:t>cao</w:t>
+      </w:r>
+      <w:proofErr w:type="spellEnd"/>
+      <w:r>
+        <w:t xml:space="preserve"> </w:t>
+      </w:r>
+      <w:proofErr w:type="spellStart"/>
+      <w:r>
+        <w:t>nên</w:t>
+      </w:r>
+      <w:proofErr w:type="spellEnd"/>
+      <w:r>
+        <w:t xml:space="preserve"> </w:t>
+      </w:r>
+      <w:proofErr w:type="spellStart"/>
+      <w:r>
+        <w:t>tòa</w:t>
+      </w:r>
+      <w:proofErr w:type="spellEnd"/>
+      <w:r>
+        <w:t xml:space="preserve"> </w:t>
+      </w:r>
+      <w:proofErr w:type="spellStart"/>
+      <w:r>
+        <w:t>án</w:t>
+      </w:r>
+      <w:proofErr w:type="spellEnd"/>
+      <w:r>
+        <w:t xml:space="preserve"> </w:t>
+      </w:r>
+      <w:proofErr w:type="spellStart"/>
+      <w:r>
+        <w:t>không</w:t>
+      </w:r>
+      <w:proofErr w:type="spellEnd"/>
+      <w:r>
+        <w:t xml:space="preserve"> </w:t>
+      </w:r>
+      <w:proofErr w:type="spellStart"/>
+      <w:r>
+        <w:t>thể</w:t>
+      </w:r>
+      <w:proofErr w:type="spellEnd"/>
+      <w:r>
+        <w:t xml:space="preserve"> </w:t>
+      </w:r>
+      <w:proofErr w:type="spellStart"/>
+      <w:r>
+        <w:t>xử</w:t>
+      </w:r>
+      <w:proofErr w:type="spellEnd"/>
+      <w:r>
+        <w:t xml:space="preserve"> </w:t>
+      </w:r>
+      <w:proofErr w:type="spellStart"/>
+      <w:r>
+        <w:t>lý</w:t>
+      </w:r>
+      <w:proofErr w:type="spellEnd"/>
+      <w:r>
+        <w:t xml:space="preserve"> </w:t>
+      </w:r>
+      <w:proofErr w:type="spellStart"/>
+      <w:r>
+        <w:t>sự</w:t>
+      </w:r>
+      <w:proofErr w:type="spellEnd"/>
+      <w:r>
+        <w:t xml:space="preserve"> </w:t>
+      </w:r>
+      <w:proofErr w:type="spellStart"/>
+      <w:r>
+        <w:t>vụ</w:t>
+      </w:r>
+      <w:proofErr w:type="spellEnd"/>
+      <w:r>
+        <w:t xml:space="preserve"> </w:t>
+      </w:r>
+      <w:proofErr w:type="spellStart"/>
+      <w:r>
+        <w:t>để</w:t>
+      </w:r>
+      <w:proofErr w:type="spellEnd"/>
+      <w:r>
+        <w:t xml:space="preserve"> </w:t>
+      </w:r>
+      <w:proofErr w:type="spellStart"/>
+      <w:r>
+        <w:t>thu</w:t>
+      </w:r>
+      <w:proofErr w:type="spellEnd"/>
+      <w:r>
+        <w:t xml:space="preserve"> </w:t>
+      </w:r>
+      <w:proofErr w:type="spellStart"/>
+      <w:r>
+        <w:t>hồi</w:t>
+      </w:r>
+      <w:proofErr w:type="spellEnd"/>
+      <w:r>
+        <w:t xml:space="preserve"> </w:t>
+      </w:r>
+      <w:proofErr w:type="spellStart"/>
+      <w:r>
+        <w:t>quyền</w:t>
+      </w:r>
+      <w:proofErr w:type="spellEnd"/>
+      <w:r>
+        <w:t xml:space="preserve"> </w:t>
+      </w:r>
+      <w:proofErr w:type="spellStart"/>
+      <w:r>
+        <w:t>công</w:t>
+      </w:r>
+      <w:proofErr w:type="spellEnd"/>
+      <w:r>
+        <w:t xml:space="preserve"> </w:t>
+      </w:r>
+      <w:proofErr w:type="spellStart"/>
+      <w:r>
+        <w:t>dân</w:t>
+      </w:r>
+      <w:proofErr w:type="spellEnd"/>
+      <w:r>
+        <w:t xml:space="preserve"> </w:t>
+      </w:r>
+      <w:proofErr w:type="spellStart"/>
+      <w:r>
+        <w:t>của</w:t>
+      </w:r>
+      <w:proofErr w:type="spellEnd"/>
+      <w:r>
+        <w:t xml:space="preserve"> </w:t>
+      </w:r>
+      <w:proofErr w:type="spellStart"/>
+      <w:r>
+        <w:t>quân</w:t>
+      </w:r>
+      <w:proofErr w:type="spellEnd"/>
+      <w:r>
+        <w:t xml:space="preserve"> </w:t>
+      </w:r>
+      <w:proofErr w:type="spellStart"/>
+      <w:r>
+        <w:t>nhân</w:t>
+      </w:r>
+      <w:proofErr w:type="spellEnd"/>
+      <w:r>
+        <w:t>.</w:t>
+      </w:r>
+      <w:r>
+        <w:t xml:space="preserve"> </w:t>
+      </w:r>
+      <w:proofErr w:type="spellStart"/>
+      <w:r>
+        <w:rPr>
+          <w:i/>
+        </w:rPr>
+        <w:t>Q</w:t>
+      </w:r>
+      <w:r>
+        <w:rPr>
+          <w:i/>
+        </w:rPr>
+        <w:t>uyền</w:t>
+      </w:r>
+      <w:proofErr w:type="spellEnd"/>
+      <w:r>
+        <w:rPr>
+          <w:i/>
+        </w:rPr>
+        <w:t xml:space="preserve"> </w:t>
+      </w:r>
+      <w:proofErr w:type="spellStart"/>
+      <w:r>
+        <w:rPr>
+          <w:i/>
+        </w:rPr>
+        <w:t>năng</w:t>
+      </w:r>
+      <w:proofErr w:type="spellEnd"/>
+      <w:r>
+        <w:rPr>
+          <w:i/>
+        </w:rPr>
+        <w:t xml:space="preserve"> </w:t>
+      </w:r>
+      <w:proofErr w:type="spellStart"/>
+      <w:r>
+        <w:rPr>
+          <w:i/>
+        </w:rPr>
+        <w:t>thu</w:t>
+      </w:r>
+      <w:proofErr w:type="spellEnd"/>
+      <w:r>
+        <w:rPr>
+          <w:i/>
+        </w:rPr>
+        <w:t xml:space="preserve"> </w:t>
+      </w:r>
+      <w:proofErr w:type="spellStart"/>
+      <w:r>
+        <w:rPr>
+          <w:i/>
+        </w:rPr>
+        <w:t>hồi</w:t>
+      </w:r>
+      <w:proofErr w:type="spellEnd"/>
+      <w:r>
+        <w:rPr>
+          <w:i/>
+        </w:rPr>
+        <w:t xml:space="preserve"> </w:t>
+      </w:r>
+      <w:proofErr w:type="spellStart"/>
+      <w:r>
+        <w:rPr>
+          <w:i/>
+        </w:rPr>
+        <w:t>nhân</w:t>
+      </w:r>
+      <w:proofErr w:type="spellEnd"/>
+      <w:r>
+        <w:rPr>
+          <w:i/>
+        </w:rPr>
+        <w:t xml:space="preserve"> </w:t>
+      </w:r>
+      <w:proofErr w:type="spellStart"/>
+      <w:r>
+        <w:rPr>
+          <w:i/>
+        </w:rPr>
+        <w:t>tính</w:t>
+      </w:r>
+      <w:proofErr w:type="spellEnd"/>
+      <w:r>
+        <w:t xml:space="preserve"> </w:t>
+      </w:r>
+      <w:proofErr w:type="spellStart"/>
+      <w:r>
+        <w:t>chỉ</w:t>
+      </w:r>
+      <w:proofErr w:type="spellEnd"/>
+      <w:r>
+        <w:t xml:space="preserve"> </w:t>
+      </w:r>
+      <w:proofErr w:type="spellStart"/>
+      <w:r>
+        <w:t>có</w:t>
+      </w:r>
+      <w:proofErr w:type="spellEnd"/>
+      <w:r>
+        <w:t xml:space="preserve"> </w:t>
+      </w:r>
+      <w:proofErr w:type="spellStart"/>
+      <w:r>
+        <w:t>thể</w:t>
+      </w:r>
+      <w:proofErr w:type="spellEnd"/>
+      <w:r>
+        <w:t xml:space="preserve"> </w:t>
+      </w:r>
+      <w:proofErr w:type="spellStart"/>
+      <w:r>
+        <w:t>được</w:t>
+      </w:r>
+      <w:proofErr w:type="spellEnd"/>
+      <w:r>
+        <w:t xml:space="preserve"> </w:t>
+      </w:r>
+      <w:proofErr w:type="spellStart"/>
+      <w:r>
+        <w:t>chấp</w:t>
+      </w:r>
+      <w:proofErr w:type="spellEnd"/>
+      <w:r>
+        <w:t xml:space="preserve"> </w:t>
+      </w:r>
+      <w:proofErr w:type="spellStart"/>
+      <w:r>
+        <w:t>nhận</w:t>
+      </w:r>
+      <w:proofErr w:type="spellEnd"/>
+      <w:r>
+        <w:t xml:space="preserve"> </w:t>
+      </w:r>
+      <w:proofErr w:type="spellStart"/>
+      <w:r>
+        <w:t>như</w:t>
+      </w:r>
+      <w:proofErr w:type="spellEnd"/>
+      <w:r>
+        <w:t xml:space="preserve"> </w:t>
+      </w:r>
+      <w:proofErr w:type="spellStart"/>
+      <w:r>
+        <w:t>một</w:t>
+      </w:r>
+      <w:proofErr w:type="spellEnd"/>
+      <w:r>
+        <w:t xml:space="preserve"> </w:t>
+      </w:r>
+      <w:proofErr w:type="spellStart"/>
+      <w:r>
+        <w:t>tiên</w:t>
+      </w:r>
+      <w:proofErr w:type="spellEnd"/>
+      <w:r>
+        <w:t xml:space="preserve"> </w:t>
+      </w:r>
+      <w:proofErr w:type="spellStart"/>
+      <w:r>
+        <w:t>đề</w:t>
+      </w:r>
+      <w:proofErr w:type="spellEnd"/>
+      <w:r>
+        <w:t xml:space="preserve"> </w:t>
+      </w:r>
+      <w:proofErr w:type="spellStart"/>
+      <w:r>
+        <w:t>toán</w:t>
+      </w:r>
+      <w:proofErr w:type="spellEnd"/>
+      <w:r>
+        <w:t xml:space="preserve"> </w:t>
+      </w:r>
+      <w:proofErr w:type="spellStart"/>
+      <w:r>
+        <w:t>học</w:t>
+      </w:r>
+      <w:proofErr w:type="spellEnd"/>
+      <w:r>
+        <w:t xml:space="preserve">, </w:t>
+      </w:r>
+      <w:proofErr w:type="spellStart"/>
+      <w:r>
+        <w:t>một</w:t>
+      </w:r>
+      <w:proofErr w:type="spellEnd"/>
+      <w:r>
+        <w:t xml:space="preserve"> </w:t>
+      </w:r>
+      <w:proofErr w:type="spellStart"/>
+      <w:r>
+        <w:t>mặc</w:t>
+      </w:r>
+      <w:proofErr w:type="spellEnd"/>
+      <w:r>
+        <w:t xml:space="preserve"> </w:t>
+      </w:r>
+      <w:proofErr w:type="spellStart"/>
+      <w:r>
+        <w:t>khải</w:t>
+      </w:r>
+      <w:proofErr w:type="spellEnd"/>
+      <w:r>
+        <w:t xml:space="preserve"> </w:t>
+      </w:r>
+      <w:proofErr w:type="spellStart"/>
+      <w:r>
+        <w:t>siêu</w:t>
+      </w:r>
+      <w:proofErr w:type="spellEnd"/>
+      <w:r>
+        <w:t xml:space="preserve"> </w:t>
+      </w:r>
+      <w:proofErr w:type="spellStart"/>
+      <w:r>
+        <w:t>nhiên</w:t>
+      </w:r>
+      <w:proofErr w:type="spellEnd"/>
+      <w:r>
+        <w:t xml:space="preserve"> </w:t>
+      </w:r>
+      <w:proofErr w:type="spellStart"/>
+      <w:r>
+        <w:t>nếu</w:t>
+      </w:r>
+      <w:proofErr w:type="spellEnd"/>
+      <w:r>
+        <w:t xml:space="preserve"> </w:t>
+      </w:r>
+      <w:proofErr w:type="spellStart"/>
+      <w:r>
+        <w:t>nó</w:t>
+      </w:r>
+      <w:proofErr w:type="spellEnd"/>
+      <w:r>
+        <w:t xml:space="preserve"> </w:t>
+      </w:r>
+      <w:proofErr w:type="spellStart"/>
+      <w:r>
+        <w:t>được</w:t>
+      </w:r>
+      <w:proofErr w:type="spellEnd"/>
+      <w:r>
+        <w:t xml:space="preserve"> </w:t>
+      </w:r>
+      <w:proofErr w:type="spellStart"/>
+      <w:r>
+        <w:t>ký</w:t>
+      </w:r>
+      <w:proofErr w:type="spellEnd"/>
+      <w:r>
+        <w:t xml:space="preserve"> </w:t>
+      </w:r>
+      <w:proofErr w:type="spellStart"/>
+      <w:r>
+        <w:t>thác</w:t>
+      </w:r>
+      <w:proofErr w:type="spellEnd"/>
+      <w:r>
+        <w:t xml:space="preserve"> </w:t>
+      </w:r>
+      <w:proofErr w:type="spellStart"/>
+      <w:r>
+        <w:t>vào</w:t>
+      </w:r>
+      <w:proofErr w:type="spellEnd"/>
+      <w:r>
+        <w:t xml:space="preserve"> </w:t>
+      </w:r>
+      <w:proofErr w:type="spellStart"/>
+      <w:r>
+        <w:t>pháp</w:t>
+      </w:r>
+      <w:proofErr w:type="spellEnd"/>
+      <w:r>
+        <w:t xml:space="preserve"> </w:t>
+      </w:r>
+      <w:proofErr w:type="spellStart"/>
+      <w:r>
+        <w:t>quyền</w:t>
+      </w:r>
+      <w:proofErr w:type="spellEnd"/>
+      <w:r>
+        <w:t xml:space="preserve"> </w:t>
+      </w:r>
+      <w:proofErr w:type="spellStart"/>
+      <w:r>
+        <w:t>tối</w:t>
+      </w:r>
+      <w:proofErr w:type="spellEnd"/>
+      <w:r>
+        <w:t xml:space="preserve"> </w:t>
+      </w:r>
+      <w:proofErr w:type="spellStart"/>
+      <w:r>
+        <w:t>cao</w:t>
+      </w:r>
+      <w:proofErr w:type="spellEnd"/>
+      <w:r>
+        <w:t xml:space="preserve"> </w:t>
+      </w:r>
+      <w:proofErr w:type="spellStart"/>
+      <w:r>
+        <w:t>hoặc</w:t>
+      </w:r>
+      <w:proofErr w:type="spellEnd"/>
+      <w:r>
+        <w:t xml:space="preserve"> </w:t>
+      </w:r>
+      <w:proofErr w:type="spellStart"/>
+      <w:r>
+        <w:t>thần</w:t>
+      </w:r>
+      <w:proofErr w:type="spellEnd"/>
+      <w:r>
+        <w:t xml:space="preserve"> </w:t>
+      </w:r>
+      <w:proofErr w:type="spellStart"/>
+      <w:r>
+        <w:t>quyền</w:t>
+      </w:r>
+      <w:proofErr w:type="spellEnd"/>
+      <w:r>
+        <w:t xml:space="preserve"> </w:t>
+      </w:r>
+      <w:r>
+        <w:t>(</w:t>
+      </w:r>
+      <w:proofErr w:type="spellStart"/>
+      <w:r>
+        <w:t>cũng</w:t>
+      </w:r>
+      <w:proofErr w:type="spellEnd"/>
+      <w:r>
+        <w:t xml:space="preserve"> </w:t>
+      </w:r>
+      <w:proofErr w:type="spellStart"/>
+      <w:r>
+        <w:t>như</w:t>
+      </w:r>
+      <w:proofErr w:type="spellEnd"/>
+      <w:r>
+        <w:t xml:space="preserve"> </w:t>
+      </w:r>
+      <w:proofErr w:type="spellStart"/>
+      <w:r>
+        <w:t>tiên</w:t>
+      </w:r>
+      <w:proofErr w:type="spellEnd"/>
+      <w:r>
+        <w:t xml:space="preserve"> </w:t>
+      </w:r>
+      <w:proofErr w:type="spellStart"/>
+      <w:r>
+        <w:t>đề</w:t>
+      </w:r>
+      <w:proofErr w:type="spellEnd"/>
+      <w:r>
+        <w:t xml:space="preserve">, </w:t>
+      </w:r>
+      <w:proofErr w:type="spellStart"/>
+      <w:r>
+        <w:t>mặc</w:t>
+      </w:r>
+      <w:proofErr w:type="spellEnd"/>
+      <w:r>
+        <w:t xml:space="preserve"> </w:t>
+      </w:r>
+      <w:proofErr w:type="spellStart"/>
+      <w:r>
+        <w:t>khải</w:t>
+      </w:r>
+      <w:proofErr w:type="spellEnd"/>
+      <w:r>
+        <w:t>)</w:t>
+      </w:r>
+      <w:r>
+        <w:t>.</w:t>
+      </w:r>
       <w:bookmarkStart w:id="0" w:name="_GoBack"/>
       <w:bookmarkEnd w:id="0"/>
-      <w:proofErr w:type="spellEnd"/>
-      <w:r>
-        <w:t xml:space="preserve"> </w:t>
-      </w:r>
-      <w:proofErr w:type="spellStart"/>
-      <w:r>
-        <w:t>khóe</w:t>
-      </w:r>
-      <w:proofErr w:type="spellEnd"/>
-      <w:r>
-        <w:t xml:space="preserve"> </w:t>
-      </w:r>
-      <w:proofErr w:type="spellStart"/>
-      <w:r>
-        <w:t>mắt</w:t>
-      </w:r>
-      <w:proofErr w:type="spellEnd"/>
-      <w:r>
-        <w:t xml:space="preserve">, </w:t>
-      </w:r>
-      <w:proofErr w:type="spellStart"/>
-      <w:r>
-        <w:t>vì</w:t>
-      </w:r>
-      <w:proofErr w:type="spellEnd"/>
-      <w:r>
-        <w:t xml:space="preserve"> </w:t>
-      </w:r>
-      <w:proofErr w:type="spellStart"/>
-      <w:r>
-        <w:t>căn</w:t>
-      </w:r>
-      <w:proofErr w:type="spellEnd"/>
-      <w:r>
-        <w:t xml:space="preserve"> </w:t>
-      </w:r>
-      <w:proofErr w:type="spellStart"/>
-      <w:r>
-        <w:t>bản</w:t>
-      </w:r>
-      <w:proofErr w:type="spellEnd"/>
-      <w:r>
-        <w:t xml:space="preserve"> </w:t>
-      </w:r>
-      <w:proofErr w:type="spellStart"/>
-      <w:r>
-        <w:t>là</w:t>
-      </w:r>
-      <w:proofErr w:type="spellEnd"/>
-      <w:r>
-        <w:t xml:space="preserve"> </w:t>
-      </w:r>
-      <w:proofErr w:type="spellStart"/>
-      <w:r>
-        <w:t>những</w:t>
-      </w:r>
-      <w:proofErr w:type="spellEnd"/>
-      <w:r>
-        <w:t xml:space="preserve"> </w:t>
-      </w:r>
-      <w:proofErr w:type="spellStart"/>
-      <w:r>
-        <w:t>kẻ</w:t>
-      </w:r>
-      <w:proofErr w:type="spellEnd"/>
-      <w:r>
-        <w:t xml:space="preserve"> </w:t>
-      </w:r>
-      <w:proofErr w:type="spellStart"/>
-      <w:r>
-        <w:t>tu</w:t>
-      </w:r>
-      <w:proofErr w:type="spellEnd"/>
-      <w:r>
-        <w:t xml:space="preserve"> </w:t>
-      </w:r>
-      <w:proofErr w:type="spellStart"/>
-      <w:r>
-        <w:t>hành</w:t>
-      </w:r>
-      <w:proofErr w:type="spellEnd"/>
-      <w:r>
-        <w:t xml:space="preserve">, </w:t>
-      </w:r>
-      <w:proofErr w:type="spellStart"/>
-      <w:r>
-        <w:t>chỉ</w:t>
-      </w:r>
-      <w:proofErr w:type="spellEnd"/>
-      <w:r>
-        <w:t xml:space="preserve"> </w:t>
-      </w:r>
-      <w:proofErr w:type="spellStart"/>
-      <w:r>
-        <w:t>vì</w:t>
-      </w:r>
-      <w:proofErr w:type="spellEnd"/>
-      <w:r>
-        <w:t xml:space="preserve"> </w:t>
-      </w:r>
-      <w:proofErr w:type="spellStart"/>
-      <w:r>
-        <w:t>sinh</w:t>
-      </w:r>
-      <w:proofErr w:type="spellEnd"/>
-      <w:r>
-        <w:t xml:space="preserve"> </w:t>
-      </w:r>
-      <w:proofErr w:type="spellStart"/>
-      <w:r>
-        <w:t>mệnh</w:t>
-      </w:r>
-      <w:proofErr w:type="spellEnd"/>
-      <w:r>
-        <w:t xml:space="preserve"> </w:t>
-      </w:r>
-      <w:proofErr w:type="spellStart"/>
-      <w:r>
-        <w:t>bị</w:t>
-      </w:r>
-      <w:proofErr w:type="spellEnd"/>
-      <w:r>
-        <w:t xml:space="preserve"> </w:t>
-      </w:r>
-      <w:proofErr w:type="spellStart"/>
-      <w:r>
-        <w:t>giam</w:t>
-      </w:r>
-      <w:proofErr w:type="spellEnd"/>
-      <w:r>
-        <w:t xml:space="preserve"> </w:t>
-      </w:r>
-      <w:proofErr w:type="spellStart"/>
-      <w:r>
-        <w:t>cầm</w:t>
-      </w:r>
-      <w:proofErr w:type="spellEnd"/>
-      <w:r>
-        <w:t xml:space="preserve"> </w:t>
-      </w:r>
-      <w:proofErr w:type="spellStart"/>
-      <w:r>
-        <w:t>nơi</w:t>
-      </w:r>
-      <w:proofErr w:type="spellEnd"/>
-      <w:r>
-        <w:t xml:space="preserve"> </w:t>
-      </w:r>
-      <w:proofErr w:type="spellStart"/>
-      <w:r>
-        <w:t>thể</w:t>
-      </w:r>
-      <w:proofErr w:type="spellEnd"/>
-      <w:r>
-        <w:t xml:space="preserve"> </w:t>
-      </w:r>
-      <w:proofErr w:type="spellStart"/>
-      <w:r>
-        <w:t>xác</w:t>
-      </w:r>
-      <w:proofErr w:type="spellEnd"/>
-      <w:r>
-        <w:t xml:space="preserve"> </w:t>
-      </w:r>
-      <w:proofErr w:type="spellStart"/>
-      <w:r>
-        <w:t>mà</w:t>
-      </w:r>
-      <w:proofErr w:type="spellEnd"/>
-      <w:r>
-        <w:t xml:space="preserve"> </w:t>
-      </w:r>
-      <w:proofErr w:type="spellStart"/>
-      <w:r>
-        <w:t>không</w:t>
-      </w:r>
-      <w:proofErr w:type="spellEnd"/>
-      <w:r>
-        <w:t xml:space="preserve"> </w:t>
-      </w:r>
-      <w:proofErr w:type="spellStart"/>
-      <w:r>
-        <w:t>đồng</w:t>
-      </w:r>
-      <w:proofErr w:type="spellEnd"/>
-      <w:r>
-        <w:t xml:space="preserve"> </w:t>
-      </w:r>
-      <w:proofErr w:type="spellStart"/>
-      <w:r>
-        <w:t>đạo</w:t>
-      </w:r>
-      <w:proofErr w:type="spellEnd"/>
-      <w:r>
-        <w:t xml:space="preserve"> </w:t>
-      </w:r>
-      <w:proofErr w:type="spellStart"/>
-      <w:r>
-        <w:t>niệm</w:t>
-      </w:r>
-      <w:proofErr w:type="spellEnd"/>
-      <w:r>
-        <w:t xml:space="preserve"> ý </w:t>
-      </w:r>
-      <w:proofErr w:type="spellStart"/>
-      <w:r>
-        <w:t>từ</w:t>
-      </w:r>
-      <w:proofErr w:type="spellEnd"/>
-      <w:r>
-        <w:t xml:space="preserve"> bi</w:t>
-      </w:r>
-      <w:r>
-        <w:t xml:space="preserve"> </w:t>
-      </w:r>
-      <w:proofErr w:type="spellStart"/>
-      <w:r>
-        <w:t>nên</w:t>
-      </w:r>
-      <w:proofErr w:type="spellEnd"/>
-      <w:r>
-        <w:t xml:space="preserve"> </w:t>
-      </w:r>
-      <w:proofErr w:type="spellStart"/>
-      <w:r>
-        <w:t>đành</w:t>
-      </w:r>
-      <w:proofErr w:type="spellEnd"/>
-      <w:r>
-        <w:t xml:space="preserve"> </w:t>
-      </w:r>
-      <w:proofErr w:type="spellStart"/>
-      <w:r>
-        <w:t>phải</w:t>
-      </w:r>
-      <w:proofErr w:type="spellEnd"/>
-      <w:r>
-        <w:t xml:space="preserve"> </w:t>
-      </w:r>
-      <w:proofErr w:type="spellStart"/>
-      <w:r>
-        <w:t>nhờ</w:t>
-      </w:r>
-      <w:proofErr w:type="spellEnd"/>
-      <w:r>
-        <w:t xml:space="preserve"> </w:t>
-      </w:r>
-      <w:proofErr w:type="spellStart"/>
-      <w:r>
-        <w:t>ngọn</w:t>
-      </w:r>
-      <w:proofErr w:type="spellEnd"/>
-      <w:r>
-        <w:t xml:space="preserve"> </w:t>
-      </w:r>
-      <w:proofErr w:type="spellStart"/>
-      <w:r>
-        <w:t>lửa</w:t>
-      </w:r>
-      <w:proofErr w:type="spellEnd"/>
-      <w:r>
-        <w:t xml:space="preserve"> </w:t>
-      </w:r>
-      <w:proofErr w:type="spellStart"/>
-      <w:r>
-        <w:t>chiến</w:t>
-      </w:r>
-      <w:proofErr w:type="spellEnd"/>
-      <w:r>
-        <w:t xml:space="preserve"> </w:t>
-      </w:r>
-      <w:proofErr w:type="spellStart"/>
-      <w:r>
-        <w:t>tranh</w:t>
-      </w:r>
-      <w:proofErr w:type="spellEnd"/>
-      <w:r>
-        <w:t xml:space="preserve"> </w:t>
-      </w:r>
-      <w:proofErr w:type="spellStart"/>
-      <w:r>
-        <w:t>thiêu</w:t>
-      </w:r>
-      <w:proofErr w:type="spellEnd"/>
-      <w:r>
-        <w:t xml:space="preserve"> </w:t>
-      </w:r>
-      <w:proofErr w:type="spellStart"/>
-      <w:r>
-        <w:t>rụi</w:t>
-      </w:r>
-      <w:proofErr w:type="spellEnd"/>
-      <w:r>
-        <w:t xml:space="preserve"> </w:t>
-      </w:r>
-      <w:proofErr w:type="spellStart"/>
-      <w:r>
-        <w:t>chấp</w:t>
-      </w:r>
-      <w:proofErr w:type="spellEnd"/>
-      <w:r>
-        <w:t xml:space="preserve"> </w:t>
-      </w:r>
-      <w:proofErr w:type="spellStart"/>
-      <w:r>
-        <w:t>niệm</w:t>
-      </w:r>
-      <w:proofErr w:type="spellEnd"/>
-      <w:r>
-        <w:t xml:space="preserve"> </w:t>
-      </w:r>
-      <w:proofErr w:type="spellStart"/>
-      <w:r>
-        <w:t>thổi</w:t>
-      </w:r>
-      <w:proofErr w:type="spellEnd"/>
-      <w:r>
-        <w:t xml:space="preserve"> </w:t>
-      </w:r>
-      <w:proofErr w:type="spellStart"/>
-      <w:r>
-        <w:t>bùng</w:t>
-      </w:r>
-      <w:proofErr w:type="spellEnd"/>
-      <w:r>
-        <w:t xml:space="preserve"> </w:t>
-      </w:r>
-      <w:proofErr w:type="spellStart"/>
-      <w:r>
-        <w:t>ngọn</w:t>
-      </w:r>
-      <w:proofErr w:type="spellEnd"/>
-      <w:r>
-        <w:t xml:space="preserve"> </w:t>
-      </w:r>
-      <w:proofErr w:type="spellStart"/>
-      <w:r>
-        <w:t>lửa</w:t>
-      </w:r>
-      <w:proofErr w:type="spellEnd"/>
-      <w:r>
-        <w:t xml:space="preserve"> </w:t>
-      </w:r>
-      <w:proofErr w:type="spellStart"/>
-      <w:r>
-        <w:t>sinh</w:t>
-      </w:r>
-      <w:proofErr w:type="spellEnd"/>
-      <w:r>
-        <w:t xml:space="preserve"> </w:t>
-      </w:r>
-      <w:proofErr w:type="spellStart"/>
-      <w:r>
-        <w:t>mệnh</w:t>
-      </w:r>
-      <w:proofErr w:type="spellEnd"/>
-      <w:r>
-        <w:t xml:space="preserve"> </w:t>
-      </w:r>
-      <w:proofErr w:type="spellStart"/>
-      <w:r>
-        <w:t>vĩnh</w:t>
-      </w:r>
-      <w:proofErr w:type="spellEnd"/>
-      <w:r>
-        <w:t xml:space="preserve"> </w:t>
-      </w:r>
-      <w:proofErr w:type="spellStart"/>
-      <w:r>
-        <w:t>hằng</w:t>
-      </w:r>
-      <w:proofErr w:type="spellEnd"/>
-      <w:r>
-        <w:t xml:space="preserve">, </w:t>
-      </w:r>
-      <w:proofErr w:type="spellStart"/>
-      <w:r>
-        <w:t>không</w:t>
-      </w:r>
-      <w:proofErr w:type="spellEnd"/>
-      <w:r>
-        <w:t xml:space="preserve"> </w:t>
-      </w:r>
-      <w:proofErr w:type="spellStart"/>
-      <w:r>
-        <w:t>khác</w:t>
-      </w:r>
-      <w:proofErr w:type="spellEnd"/>
-      <w:r>
-        <w:t xml:space="preserve"> </w:t>
-      </w:r>
-      <w:proofErr w:type="spellStart"/>
-      <w:r>
-        <w:t>bao</w:t>
-      </w:r>
-      <w:proofErr w:type="spellEnd"/>
-      <w:r>
-        <w:t xml:space="preserve"> </w:t>
-      </w:r>
-      <w:proofErr w:type="spellStart"/>
-      <w:r>
-        <w:t>nhiêu</w:t>
-      </w:r>
-      <w:proofErr w:type="spellEnd"/>
-      <w:r>
-        <w:t xml:space="preserve"> </w:t>
-      </w:r>
-      <w:proofErr w:type="spellStart"/>
-      <w:r>
-        <w:t>bọn</w:t>
-      </w:r>
-      <w:proofErr w:type="spellEnd"/>
-      <w:r>
-        <w:t xml:space="preserve"> </w:t>
-      </w:r>
-      <w:proofErr w:type="spellStart"/>
-      <w:r>
-        <w:t>võ</w:t>
-      </w:r>
-      <w:proofErr w:type="spellEnd"/>
-      <w:r>
-        <w:t xml:space="preserve"> </w:t>
-      </w:r>
-      <w:proofErr w:type="spellStart"/>
-      <w:r>
-        <w:t>sĩ</w:t>
-      </w:r>
-      <w:proofErr w:type="spellEnd"/>
-      <w:r>
-        <w:t xml:space="preserve"> </w:t>
-      </w:r>
-      <w:proofErr w:type="spellStart"/>
-      <w:r>
-        <w:t>thổi</w:t>
-      </w:r>
-      <w:proofErr w:type="spellEnd"/>
-      <w:r>
-        <w:t xml:space="preserve"> </w:t>
-      </w:r>
-      <w:proofErr w:type="spellStart"/>
-      <w:r>
-        <w:t>máu</w:t>
-      </w:r>
-      <w:proofErr w:type="spellEnd"/>
-      <w:r>
-        <w:t xml:space="preserve"> </w:t>
-      </w:r>
-      <w:proofErr w:type="spellStart"/>
-      <w:r>
-        <w:t>trên</w:t>
-      </w:r>
-      <w:proofErr w:type="spellEnd"/>
-      <w:r>
-        <w:t xml:space="preserve"> </w:t>
-      </w:r>
-      <w:proofErr w:type="spellStart"/>
-      <w:r>
-        <w:t>lưỡi</w:t>
-      </w:r>
-      <w:proofErr w:type="spellEnd"/>
-      <w:r>
-        <w:t xml:space="preserve"> </w:t>
-      </w:r>
-      <w:proofErr w:type="spellStart"/>
-      <w:r>
-        <w:t>kiếm</w:t>
-      </w:r>
-      <w:proofErr w:type="spellEnd"/>
-      <w:r>
-        <w:t xml:space="preserve">, </w:t>
-      </w:r>
-      <w:proofErr w:type="spellStart"/>
-      <w:r>
-        <w:t>vỡ</w:t>
-      </w:r>
-      <w:proofErr w:type="spellEnd"/>
-      <w:r>
-        <w:t xml:space="preserve"> tan </w:t>
-      </w:r>
-      <w:proofErr w:type="spellStart"/>
-      <w:r>
-        <w:t>thành</w:t>
-      </w:r>
-      <w:proofErr w:type="spellEnd"/>
-      <w:r>
-        <w:t xml:space="preserve"> </w:t>
-      </w:r>
-      <w:proofErr w:type="spellStart"/>
-      <w:r>
-        <w:t>muôn</w:t>
-      </w:r>
-      <w:proofErr w:type="spellEnd"/>
-      <w:r>
-        <w:t xml:space="preserve"> </w:t>
-      </w:r>
-      <w:proofErr w:type="spellStart"/>
-      <w:r>
-        <w:t>mảnh</w:t>
-      </w:r>
-      <w:proofErr w:type="spellEnd"/>
-      <w:r>
-        <w:t xml:space="preserve"> </w:t>
-      </w:r>
-      <w:proofErr w:type="spellStart"/>
-      <w:r>
-        <w:t>huyết</w:t>
-      </w:r>
-      <w:proofErr w:type="spellEnd"/>
-      <w:r>
-        <w:t xml:space="preserve"> </w:t>
-      </w:r>
-      <w:proofErr w:type="spellStart"/>
-      <w:r>
-        <w:t>hoa</w:t>
-      </w:r>
-      <w:proofErr w:type="spellEnd"/>
-      <w:r>
-        <w:t xml:space="preserve">, </w:t>
-      </w:r>
-      <w:proofErr w:type="spellStart"/>
-      <w:r>
-        <w:t>tích</w:t>
-      </w:r>
-      <w:proofErr w:type="spellEnd"/>
-      <w:r>
-        <w:t xml:space="preserve"> </w:t>
-      </w:r>
-      <w:proofErr w:type="spellStart"/>
-      <w:r>
-        <w:t>tắc</w:t>
-      </w:r>
-      <w:proofErr w:type="spellEnd"/>
-      <w:r>
-        <w:t xml:space="preserve"> </w:t>
-      </w:r>
-      <w:proofErr w:type="spellStart"/>
-      <w:r>
-        <w:t>trong</w:t>
-      </w:r>
-      <w:proofErr w:type="spellEnd"/>
-      <w:r>
-        <w:t xml:space="preserve"> </w:t>
-      </w:r>
-      <w:proofErr w:type="spellStart"/>
-      <w:r>
-        <w:t>sát</w:t>
-      </w:r>
-      <w:proofErr w:type="spellEnd"/>
-      <w:r>
-        <w:t xml:space="preserve"> </w:t>
-      </w:r>
-      <w:proofErr w:type="spellStart"/>
-      <w:r>
-        <w:t>na</w:t>
-      </w:r>
-      <w:proofErr w:type="spellEnd"/>
-      <w:r>
-        <w:t xml:space="preserve"> </w:t>
-      </w:r>
-      <w:proofErr w:type="spellStart"/>
-      <w:r>
-        <w:t>rực</w:t>
-      </w:r>
-      <w:proofErr w:type="spellEnd"/>
-      <w:r>
-        <w:t xml:space="preserve"> </w:t>
-      </w:r>
-      <w:proofErr w:type="spellStart"/>
-      <w:r>
-        <w:t>rỡ</w:t>
-      </w:r>
-      <w:proofErr w:type="spellEnd"/>
-      <w:r>
-        <w:t xml:space="preserve"> </w:t>
-      </w:r>
-      <w:proofErr w:type="spellStart"/>
-      <w:r>
-        <w:t>ấy</w:t>
-      </w:r>
-      <w:proofErr w:type="spellEnd"/>
-      <w:r>
-        <w:t xml:space="preserve"> </w:t>
-      </w:r>
-      <w:proofErr w:type="spellStart"/>
-      <w:r>
-        <w:t>cũng</w:t>
-      </w:r>
-      <w:proofErr w:type="spellEnd"/>
-      <w:r>
-        <w:t xml:space="preserve"> </w:t>
-      </w:r>
-      <w:proofErr w:type="spellStart"/>
-      <w:r>
-        <w:t>là</w:t>
-      </w:r>
-      <w:proofErr w:type="spellEnd"/>
-      <w:r>
-        <w:t xml:space="preserve"> </w:t>
-      </w:r>
-      <w:proofErr w:type="spellStart"/>
-      <w:r>
-        <w:t>vĩnh</w:t>
-      </w:r>
-      <w:proofErr w:type="spellEnd"/>
-      <w:r>
-        <w:t xml:space="preserve"> </w:t>
-      </w:r>
-      <w:proofErr w:type="spellStart"/>
-      <w:r>
-        <w:t>hằng</w:t>
-      </w:r>
-      <w:proofErr w:type="spellEnd"/>
-      <w:r>
-        <w:t xml:space="preserve"> </w:t>
-      </w:r>
-      <w:proofErr w:type="spellStart"/>
-      <w:r>
-        <w:t>của</w:t>
-      </w:r>
-      <w:proofErr w:type="spellEnd"/>
-      <w:r>
-        <w:t xml:space="preserve"> </w:t>
-      </w:r>
-      <w:proofErr w:type="spellStart"/>
-      <w:r>
-        <w:t>sinh</w:t>
-      </w:r>
-      <w:proofErr w:type="spellEnd"/>
-      <w:r>
-        <w:t xml:space="preserve"> </w:t>
-      </w:r>
-      <w:proofErr w:type="spellStart"/>
-      <w:r>
-        <w:t>mệnh</w:t>
-      </w:r>
-      <w:proofErr w:type="spellEnd"/>
-      <w:r>
-        <w:t xml:space="preserve">, </w:t>
-      </w:r>
-      <w:proofErr w:type="spellStart"/>
-      <w:r>
-        <w:t>tựa</w:t>
-      </w:r>
-      <w:proofErr w:type="spellEnd"/>
-      <w:r>
-        <w:t xml:space="preserve"> </w:t>
-      </w:r>
-      <w:proofErr w:type="spellStart"/>
-      <w:r>
-        <w:t>hồ</w:t>
-      </w:r>
-      <w:proofErr w:type="spellEnd"/>
-      <w:r>
-        <w:t xml:space="preserve"> </w:t>
-      </w:r>
-      <w:proofErr w:type="spellStart"/>
-      <w:r>
-        <w:t>như</w:t>
-      </w:r>
-      <w:proofErr w:type="spellEnd"/>
-      <w:r>
-        <w:t xml:space="preserve"> </w:t>
-      </w:r>
-      <w:r>
-        <w:t>Stephen Hawking</w:t>
-      </w:r>
-      <w:r>
-        <w:t xml:space="preserve"> </w:t>
-      </w:r>
-      <w:proofErr w:type="spellStart"/>
-      <w:r>
-        <w:t>đang</w:t>
-      </w:r>
-      <w:proofErr w:type="spellEnd"/>
-      <w:r>
-        <w:t xml:space="preserve"> </w:t>
-      </w:r>
-      <w:proofErr w:type="spellStart"/>
-      <w:r>
-        <w:t>nháy</w:t>
-      </w:r>
-      <w:proofErr w:type="spellEnd"/>
-      <w:r>
-        <w:t xml:space="preserve"> </w:t>
-      </w:r>
-      <w:proofErr w:type="spellStart"/>
-      <w:r>
-        <w:t>mắt</w:t>
-      </w:r>
-      <w:proofErr w:type="spellEnd"/>
-      <w:r>
-        <w:t xml:space="preserve"> </w:t>
-      </w:r>
-      <w:proofErr w:type="spellStart"/>
-      <w:r>
-        <w:t>với</w:t>
-      </w:r>
-      <w:proofErr w:type="spellEnd"/>
-      <w:r>
-        <w:t xml:space="preserve"> </w:t>
-      </w:r>
-      <w:proofErr w:type="spellStart"/>
-      <w:r>
-        <w:t>nhân</w:t>
-      </w:r>
-      <w:proofErr w:type="spellEnd"/>
-      <w:r>
-        <w:t xml:space="preserve"> </w:t>
-      </w:r>
-      <w:proofErr w:type="spellStart"/>
-      <w:r>
-        <w:t>gian</w:t>
-      </w:r>
-      <w:proofErr w:type="spellEnd"/>
-      <w:r>
-        <w:t xml:space="preserve"> </w:t>
-      </w:r>
-      <w:proofErr w:type="spellStart"/>
-      <w:r>
-        <w:t>trong</w:t>
-      </w:r>
-      <w:proofErr w:type="spellEnd"/>
-      <w:r>
-        <w:t xml:space="preserve"> </w:t>
-      </w:r>
-      <w:proofErr w:type="spellStart"/>
-      <w:r>
-        <w:t>cõi</w:t>
-      </w:r>
-      <w:proofErr w:type="spellEnd"/>
-      <w:r>
-        <w:t xml:space="preserve"> </w:t>
-      </w:r>
-      <w:proofErr w:type="spellStart"/>
-      <w:r>
-        <w:t>thần</w:t>
-      </w:r>
-      <w:proofErr w:type="spellEnd"/>
-      <w:r>
-        <w:t xml:space="preserve"> </w:t>
-      </w:r>
-      <w:proofErr w:type="spellStart"/>
-      <w:r>
-        <w:t>tiên</w:t>
-      </w:r>
-      <w:proofErr w:type="spellEnd"/>
-      <w:r>
-        <w:t xml:space="preserve"> hay </w:t>
-      </w:r>
-      <w:proofErr w:type="spellStart"/>
-      <w:r>
-        <w:t>cõi</w:t>
-      </w:r>
-      <w:proofErr w:type="spellEnd"/>
-      <w:r>
-        <w:t xml:space="preserve"> </w:t>
-      </w:r>
-      <w:proofErr w:type="spellStart"/>
-      <w:r>
-        <w:t>mộng</w:t>
-      </w:r>
-      <w:proofErr w:type="spellEnd"/>
-      <w:r>
-        <w:t xml:space="preserve"> </w:t>
-      </w:r>
-      <w:proofErr w:type="spellStart"/>
-      <w:r>
-        <w:t>mỹ</w:t>
-      </w:r>
-      <w:proofErr w:type="spellEnd"/>
-      <w:r>
-        <w:t xml:space="preserve"> </w:t>
-      </w:r>
-      <w:proofErr w:type="spellStart"/>
-      <w:r>
-        <w:t>lệ</w:t>
-      </w:r>
-      <w:proofErr w:type="spellEnd"/>
-      <w:r>
-        <w:t xml:space="preserve"> </w:t>
-      </w:r>
-      <w:proofErr w:type="spellStart"/>
-      <w:r>
-        <w:t>ấy</w:t>
-      </w:r>
-      <w:proofErr w:type="spellEnd"/>
-      <w:r>
-        <w:t xml:space="preserve">. </w:t>
-      </w:r>
-      <w:proofErr w:type="spellStart"/>
-      <w:r>
-        <w:t>Giả</w:t>
-      </w:r>
-      <w:proofErr w:type="spellEnd"/>
-      <w:r>
-        <w:t xml:space="preserve"> </w:t>
-      </w:r>
-      <w:proofErr w:type="spellStart"/>
-      <w:r>
-        <w:t>sử</w:t>
-      </w:r>
-      <w:proofErr w:type="spellEnd"/>
-      <w:r>
-        <w:t xml:space="preserve"> </w:t>
-      </w:r>
-      <w:proofErr w:type="spellStart"/>
-      <w:r>
-        <w:t>có</w:t>
-      </w:r>
-      <w:proofErr w:type="spellEnd"/>
-      <w:r>
-        <w:t xml:space="preserve"> </w:t>
-      </w:r>
-      <w:proofErr w:type="spellStart"/>
-      <w:r>
-        <w:t>tồn</w:t>
-      </w:r>
-      <w:proofErr w:type="spellEnd"/>
-      <w:r>
-        <w:t xml:space="preserve"> </w:t>
-      </w:r>
-      <w:proofErr w:type="spellStart"/>
-      <w:r>
-        <w:t>tại</w:t>
-      </w:r>
-      <w:proofErr w:type="spellEnd"/>
-      <w:r>
-        <w:t xml:space="preserve"> </w:t>
-      </w:r>
-      <w:proofErr w:type="spellStart"/>
-      <w:r>
-        <w:t>ngay</w:t>
-      </w:r>
-      <w:proofErr w:type="spellEnd"/>
-      <w:r>
-        <w:t xml:space="preserve"> </w:t>
-      </w:r>
-      <w:proofErr w:type="spellStart"/>
-      <w:r>
-        <w:t>sau</w:t>
-      </w:r>
-      <w:proofErr w:type="spellEnd"/>
-      <w:r>
-        <w:t xml:space="preserve"> </w:t>
-      </w:r>
-      <w:proofErr w:type="spellStart"/>
-      <w:r>
-        <w:t>sát</w:t>
-      </w:r>
-      <w:proofErr w:type="spellEnd"/>
-      <w:r>
-        <w:t xml:space="preserve"> </w:t>
-      </w:r>
-      <w:proofErr w:type="spellStart"/>
-      <w:r>
-        <w:t>na</w:t>
-      </w:r>
-      <w:proofErr w:type="spellEnd"/>
-      <w:r>
-        <w:t xml:space="preserve"> </w:t>
-      </w:r>
-      <w:proofErr w:type="spellStart"/>
-      <w:r>
-        <w:t>vĩnh</w:t>
-      </w:r>
-      <w:proofErr w:type="spellEnd"/>
-      <w:r>
-        <w:t xml:space="preserve"> </w:t>
-      </w:r>
-      <w:proofErr w:type="spellStart"/>
-      <w:r>
-        <w:t>hằng</w:t>
-      </w:r>
-      <w:proofErr w:type="spellEnd"/>
-      <w:r>
-        <w:t xml:space="preserve"> </w:t>
-      </w:r>
-      <w:proofErr w:type="spellStart"/>
-      <w:r>
-        <w:t>ấy</w:t>
-      </w:r>
-      <w:proofErr w:type="spellEnd"/>
-      <w:r>
-        <w:t xml:space="preserve">, </w:t>
-      </w:r>
-      <w:proofErr w:type="spellStart"/>
-      <w:r>
-        <w:t>thì</w:t>
-      </w:r>
-      <w:proofErr w:type="spellEnd"/>
-      <w:r>
-        <w:t xml:space="preserve"> </w:t>
-      </w:r>
-      <w:proofErr w:type="spellStart"/>
-      <w:r>
-        <w:t>chỉ</w:t>
-      </w:r>
-      <w:proofErr w:type="spellEnd"/>
-      <w:r>
-        <w:t xml:space="preserve"> </w:t>
-      </w:r>
-      <w:proofErr w:type="spellStart"/>
-      <w:r>
-        <w:t>còn</w:t>
-      </w:r>
-      <w:proofErr w:type="spellEnd"/>
-      <w:r>
-        <w:t xml:space="preserve"> </w:t>
-      </w:r>
-      <w:proofErr w:type="spellStart"/>
-      <w:r>
-        <w:t>xác</w:t>
-      </w:r>
-      <w:proofErr w:type="spellEnd"/>
-      <w:r>
-        <w:t xml:space="preserve"> </w:t>
-      </w:r>
-      <w:proofErr w:type="spellStart"/>
-      <w:r>
-        <w:t>chết</w:t>
-      </w:r>
-      <w:proofErr w:type="spellEnd"/>
-      <w:r>
-        <w:t xml:space="preserve"> </w:t>
-      </w:r>
-      <w:proofErr w:type="spellStart"/>
-      <w:r>
-        <w:t>thối</w:t>
-      </w:r>
-      <w:proofErr w:type="spellEnd"/>
-      <w:r>
-        <w:t xml:space="preserve"> </w:t>
-      </w:r>
-      <w:proofErr w:type="spellStart"/>
-      <w:r>
-        <w:t>rữa</w:t>
-      </w:r>
-      <w:proofErr w:type="spellEnd"/>
-      <w:r>
-        <w:t xml:space="preserve"> hay </w:t>
-      </w:r>
-      <w:proofErr w:type="spellStart"/>
-      <w:r>
-        <w:t>như</w:t>
-      </w:r>
-      <w:proofErr w:type="spellEnd"/>
-      <w:r>
-        <w:t xml:space="preserve"> </w:t>
-      </w:r>
-      <w:proofErr w:type="spellStart"/>
-      <w:r>
-        <w:t>bùn</w:t>
-      </w:r>
-      <w:proofErr w:type="spellEnd"/>
-      <w:r>
-        <w:t xml:space="preserve"> </w:t>
-      </w:r>
-      <w:proofErr w:type="spellStart"/>
-      <w:r>
-        <w:t>đất</w:t>
-      </w:r>
-      <w:proofErr w:type="spellEnd"/>
-      <w:r>
-        <w:t xml:space="preserve"> </w:t>
-      </w:r>
-      <w:proofErr w:type="spellStart"/>
-      <w:r>
-        <w:t>trong</w:t>
-      </w:r>
-      <w:proofErr w:type="spellEnd"/>
-      <w:r>
-        <w:t xml:space="preserve"> </w:t>
-      </w:r>
-      <w:proofErr w:type="spellStart"/>
-      <w:r>
-        <w:t>sự</w:t>
-      </w:r>
-      <w:proofErr w:type="spellEnd"/>
-      <w:r>
-        <w:t xml:space="preserve"> </w:t>
-      </w:r>
-      <w:proofErr w:type="spellStart"/>
-      <w:r>
-        <w:t>chuyển</w:t>
-      </w:r>
-      <w:proofErr w:type="spellEnd"/>
-      <w:r>
-        <w:t xml:space="preserve"> </w:t>
-      </w:r>
-      <w:proofErr w:type="spellStart"/>
-      <w:r>
-        <w:t>hóa</w:t>
-      </w:r>
-      <w:proofErr w:type="spellEnd"/>
-      <w:r>
-        <w:t xml:space="preserve"> </w:t>
-      </w:r>
-      <w:proofErr w:type="spellStart"/>
-      <w:r>
-        <w:t>vô</w:t>
-      </w:r>
-      <w:proofErr w:type="spellEnd"/>
-      <w:r>
-        <w:t xml:space="preserve"> </w:t>
-      </w:r>
-      <w:proofErr w:type="spellStart"/>
-      <w:r>
-        <w:t>cùng</w:t>
-      </w:r>
-      <w:proofErr w:type="spellEnd"/>
-      <w:r>
-        <w:t xml:space="preserve"> </w:t>
-      </w:r>
-      <w:proofErr w:type="spellStart"/>
-      <w:r>
-        <w:t>tận</w:t>
-      </w:r>
-      <w:proofErr w:type="spellEnd"/>
-      <w:r>
-        <w:t xml:space="preserve">, </w:t>
-      </w:r>
-      <w:proofErr w:type="spellStart"/>
-      <w:r>
-        <w:t>mà</w:t>
-      </w:r>
-      <w:proofErr w:type="spellEnd"/>
-      <w:r>
-        <w:t xml:space="preserve"> </w:t>
-      </w:r>
-      <w:proofErr w:type="spellStart"/>
-      <w:r>
-        <w:t>cũng</w:t>
-      </w:r>
-      <w:proofErr w:type="spellEnd"/>
-      <w:r>
-        <w:t xml:space="preserve"> </w:t>
-      </w:r>
-      <w:proofErr w:type="spellStart"/>
-      <w:r>
-        <w:t>không</w:t>
-      </w:r>
-      <w:proofErr w:type="spellEnd"/>
-      <w:r>
-        <w:t xml:space="preserve"> </w:t>
-      </w:r>
-      <w:proofErr w:type="spellStart"/>
-      <w:r>
-        <w:t>khác</w:t>
-      </w:r>
-      <w:proofErr w:type="spellEnd"/>
-      <w:r>
-        <w:t xml:space="preserve"> </w:t>
-      </w:r>
-      <w:proofErr w:type="spellStart"/>
-      <w:r>
-        <w:t>bao</w:t>
-      </w:r>
-      <w:proofErr w:type="spellEnd"/>
-      <w:r>
-        <w:t xml:space="preserve"> </w:t>
-      </w:r>
-      <w:proofErr w:type="spellStart"/>
-      <w:r>
-        <w:t>nhiêu</w:t>
-      </w:r>
-      <w:proofErr w:type="spellEnd"/>
-      <w:r>
-        <w:t xml:space="preserve"> </w:t>
-      </w:r>
-      <w:proofErr w:type="spellStart"/>
-      <w:r>
-        <w:t>sát</w:t>
-      </w:r>
-      <w:proofErr w:type="spellEnd"/>
-      <w:r>
-        <w:t xml:space="preserve"> </w:t>
-      </w:r>
-      <w:proofErr w:type="spellStart"/>
-      <w:r>
-        <w:t>na</w:t>
-      </w:r>
-      <w:proofErr w:type="spellEnd"/>
-      <w:r>
-        <w:t xml:space="preserve"> </w:t>
-      </w:r>
-      <w:proofErr w:type="spellStart"/>
-      <w:r>
-        <w:t>vĩnh</w:t>
-      </w:r>
-      <w:proofErr w:type="spellEnd"/>
-      <w:r>
-        <w:t xml:space="preserve"> </w:t>
-      </w:r>
-      <w:proofErr w:type="spellStart"/>
-      <w:r>
-        <w:t>hằng</w:t>
-      </w:r>
-      <w:proofErr w:type="spellEnd"/>
-      <w:r>
-        <w:t xml:space="preserve"> </w:t>
-      </w:r>
-      <w:proofErr w:type="spellStart"/>
-      <w:r>
-        <w:t>ấy</w:t>
-      </w:r>
-      <w:proofErr w:type="spellEnd"/>
-      <w:r>
-        <w:t xml:space="preserve">, </w:t>
-      </w:r>
-      <w:proofErr w:type="spellStart"/>
-      <w:r>
-        <w:t>hoặc</w:t>
-      </w:r>
-      <w:proofErr w:type="spellEnd"/>
-      <w:r>
-        <w:t xml:space="preserve"> </w:t>
-      </w:r>
-      <w:proofErr w:type="spellStart"/>
-      <w:r>
-        <w:t>giả</w:t>
-      </w:r>
-      <w:proofErr w:type="spellEnd"/>
-      <w:r>
-        <w:t xml:space="preserve"> </w:t>
-      </w:r>
-      <w:proofErr w:type="spellStart"/>
-      <w:r>
-        <w:t>như</w:t>
-      </w:r>
-      <w:proofErr w:type="spellEnd"/>
-      <w:r>
-        <w:t xml:space="preserve"> </w:t>
-      </w:r>
-      <w:proofErr w:type="spellStart"/>
-      <w:r>
-        <w:t>là</w:t>
-      </w:r>
-      <w:proofErr w:type="spellEnd"/>
-      <w:r>
-        <w:t xml:space="preserve"> </w:t>
-      </w:r>
-      <w:proofErr w:type="spellStart"/>
-      <w:r>
-        <w:t>một</w:t>
-      </w:r>
-      <w:proofErr w:type="spellEnd"/>
-      <w:r>
-        <w:t>.</w:t>
-      </w:r>
     </w:p>
     <w:p/>
     <w:p/>
@@ -2810,14 +4625,34 @@
           <w:szCs w:val="28"/>
         </w:rPr>
       </w:pPr>
+      <w:proofErr w:type="spellStart"/>
       <w:r>
         <w:rPr>
           <w:b/>
           <w:sz w:val="28"/>
           <w:szCs w:val="28"/>
         </w:rPr>
-        <w:t>References</w:t>
-      </w:r>
+        <w:t>Tham</w:t>
+      </w:r>
+      <w:proofErr w:type="spellEnd"/>
+      <w:r>
+        <w:rPr>
+          <w:b/>
+          <w:sz w:val="28"/>
+          <w:szCs w:val="28"/>
+        </w:rPr>
+        <w:t xml:space="preserve"> </w:t>
+      </w:r>
+      <w:proofErr w:type="spellStart"/>
+      <w:r>
+        <w:rPr>
+          <w:b/>
+          <w:sz w:val="28"/>
+          <w:szCs w:val="28"/>
+        </w:rPr>
+        <w:t>khảo</w:t>
+      </w:r>
+      <w:proofErr w:type="spellEnd"/>
     </w:p>
     <w:p>
       <w:pPr>
@@ -3663,7 +5498,7 @@
 </file>
 
 <file path=customXml/itemProps1.xml><?xml version="1.0" encoding="utf-8"?>
-<ds:datastoreItem xmlns:ds="http://schemas.openxmlformats.org/officeDocument/2006/customXml" ds:itemID="{6845713D-9072-4951-9022-D4D0FBFF830C}">
+<ds:datastoreItem xmlns:ds="http://schemas.openxmlformats.org/officeDocument/2006/customXml" ds:itemID="{7E6051FC-D0C1-43BC-91BA-12EB9E8C5560}">
   <ds:schemaRefs>
     <ds:schemaRef ds:uri="http://schemas.openxmlformats.org/officeDocument/2006/bibliography"/>
   </ds:schemaRefs>
